--- a/lessons/10-2/downloads/10-2-notes.docx
+++ b/lessons/10-2/downloads/10-2-notes.docx
@@ -2352,7 +2352,7 @@
           <w:sz w:val="20"/>
           <w:szCs w:val="20"/>
         </w:rPr>
-        <w:t xml:space="preserve">A)  The two sides of the butterfly look like mirror images</w:t>
+        <w:t xml:space="preserve">A)  The butterfly has exactly two wings</w:t>
       </w:r>
     </w:p>
     <w:p>
@@ -2365,7 +2365,7 @@
           <w:sz w:val="20"/>
           <w:szCs w:val="20"/>
         </w:rPr>
-        <w:t xml:space="preserve">B)  The butterfly has exactly two wings</w:t>
+        <w:t xml:space="preserve">B)  The two sides of the butterfly look like mirror images</w:t>
       </w:r>
     </w:p>
     <w:p>
@@ -2437,7 +2437,7 @@
           <w:sz w:val="21"/>
           <w:szCs w:val="21"/>
         </w:rPr>
-        <w:t xml:space="preserve">A. The two sides of the butterfly look like mirror images</w:t>
+        <w:t xml:space="preserve">B. The two sides of the butterfly look like mirror images</w:t>
       </w:r>
     </w:p>
     <w:p>
@@ -2520,7 +2520,7 @@
           <w:sz w:val="20"/>
           <w:szCs w:val="20"/>
         </w:rPr>
-        <w:t xml:space="preserve">A)  bilateral symmetry</w:t>
+        <w:t xml:space="preserve">A)  rotational symmetry</w:t>
       </w:r>
     </w:p>
     <w:p>
@@ -2533,7 +2533,7 @@
           <w:sz w:val="20"/>
           <w:szCs w:val="20"/>
         </w:rPr>
-        <w:t xml:space="preserve">B)  rotational symmetry</w:t>
+        <w:t xml:space="preserve">B)  a mirror image</w:t>
       </w:r>
     </w:p>
     <w:p>
@@ -2546,7 +2546,7 @@
           <w:sz w:val="20"/>
           <w:szCs w:val="20"/>
         </w:rPr>
-        <w:t xml:space="preserve">C)  a mirror image</w:t>
+        <w:t xml:space="preserve">C)  bilateral symmetry</w:t>
       </w:r>
     </w:p>
     <w:p>
@@ -3289,7 +3289,7 @@
           <w:sz w:val="20"/>
           <w:szCs w:val="20"/>
         </w:rPr>
-        <w:t xml:space="preserve">A)  8 leaves</w:t>
+        <w:t xml:space="preserve">A)  4 leaves</w:t>
       </w:r>
     </w:p>
     <w:p>
@@ -3315,7 +3315,7 @@
           <w:sz w:val="20"/>
           <w:szCs w:val="20"/>
         </w:rPr>
-        <w:t xml:space="preserve">C)  16 leaves</w:t>
+        <w:t xml:space="preserve">C)  8 leaves</w:t>
       </w:r>
     </w:p>
     <w:p>
@@ -3328,7 +3328,7 @@
           <w:sz w:val="20"/>
           <w:szCs w:val="20"/>
         </w:rPr>
-        <w:t xml:space="preserve">D)  4 leaves</w:t>
+        <w:t xml:space="preserve">D)  16 leaves</w:t>
       </w:r>
     </w:p>
     <w:p>
@@ -3505,7 +3505,7 @@
           <w:sz w:val="20"/>
           <w:szCs w:val="20"/>
         </w:rPr>
-        <w:t xml:space="preserve">A)  Draw a line down the middle of the layer and check that each side mirrors the other</w:t>
+        <w:t xml:space="preserve">A)  Count the total number of leaves on the plant</w:t>
       </w:r>
     </w:p>
     <w:p>
@@ -3518,7 +3518,7 @@
           <w:sz w:val="20"/>
           <w:szCs w:val="20"/>
         </w:rPr>
-        <w:t xml:space="preserve">B)  Count the total number of leaves on the plant</w:t>
+        <w:t xml:space="preserve">B)  Measure how tall the plant is</w:t>
       </w:r>
     </w:p>
     <w:p>
@@ -3531,7 +3531,7 @@
           <w:sz w:val="20"/>
           <w:szCs w:val="20"/>
         </w:rPr>
-        <w:t xml:space="preserve">C)  Measure how tall the plant is</w:t>
+        <w:t xml:space="preserve">C)  Draw a line down the middle of the layer and check that each side mirrors the other</w:t>
       </w:r>
     </w:p>
     <w:p>
@@ -3877,7 +3877,7 @@
           <w:sz w:val="20"/>
           <w:szCs w:val="20"/>
         </w:rPr>
-        <w:t xml:space="preserve">A)  All 17,000+ of them</w:t>
+        <w:t xml:space="preserve">A)  About half of them</w:t>
       </w:r>
     </w:p>
     <w:p>
@@ -3890,7 +3890,7 @@
           <w:sz w:val="20"/>
           <w:szCs w:val="20"/>
         </w:rPr>
-        <w:t xml:space="preserve">B)  About half of them</w:t>
+        <w:t xml:space="preserve">B)  Only the most colorful ones</w:t>
       </w:r>
     </w:p>
     <w:p>
@@ -3903,7 +3903,7 @@
           <w:sz w:val="20"/>
           <w:szCs w:val="20"/>
         </w:rPr>
-        <w:t xml:space="preserve">C)  Only the most colorful ones</w:t>
+        <w:t xml:space="preserve">C)  None — symmetry is only in plants</w:t>
       </w:r>
     </w:p>
     <w:p>
@@ -3916,7 +3916,7 @@
           <w:sz w:val="20"/>
           <w:szCs w:val="20"/>
         </w:rPr>
-        <w:t xml:space="preserve">D)  None — symmetry is only in plants</w:t>
+        <w:t xml:space="preserve">D)  All 17,000+ of them</w:t>
       </w:r>
     </w:p>
     <w:p>
@@ -4040,7 +4040,7 @@
           <w:sz w:val="21"/>
           <w:szCs w:val="21"/>
         </w:rPr>
-        <w:t xml:space="preserve">A)  Math creates beautiful designs like bilateral symmetry, found in nature and used in human art, music, and architecture</w:t>
+        <w:t xml:space="preserve">A)  Only things made by mathematicians can be beautiful</w:t>
       </w:r>
     </w:p>
     <w:p>
@@ -4053,7 +4053,7 @@
           <w:sz w:val="21"/>
           <w:szCs w:val="21"/>
         </w:rPr>
-        <w:t xml:space="preserve">B)  Only things made by mathematicians can be beautiful</w:t>
+        <w:t xml:space="preserve">B)  Butterflies are the only living things with symmetry</w:t>
       </w:r>
     </w:p>
     <w:p>
@@ -4066,7 +4066,7 @@
           <w:sz w:val="21"/>
           <w:szCs w:val="21"/>
         </w:rPr>
-        <w:t xml:space="preserve">C)  Butterflies are the only living things with symmetry</w:t>
+        <w:t xml:space="preserve">C)  Beauty and math are opposites — one is feeling and one is numbers</w:t>
       </w:r>
     </w:p>
     <w:p>
@@ -4079,7 +4079,7 @@
           <w:sz w:val="21"/>
           <w:szCs w:val="21"/>
         </w:rPr>
-        <w:t xml:space="preserve">D)  Beauty and math are opposites — one is feeling and one is numbers</w:t>
+        <w:t xml:space="preserve">D)  Math creates beautiful designs like bilateral symmetry, found in nature and used in human art, music, and architecture</w:t>
       </w:r>
     </w:p>
     <w:p>

--- a/lessons/10-2/downloads/10-2-notes.docx
+++ b/lessons/10-2/downloads/10-2-notes.docx
@@ -249,49 +249,269 @@
           <w:sz w:val="19"/>
           <w:szCs w:val="19"/>
         </w:rPr>
-        <w:t xml:space="preserve">Look at the picture, read the word, then read what it means.</w:t>
+        <w:t xml:space="preserve">Review each concept term, definition, non-example, and visual clue.</w:t>
       </w:r>
     </w:p>
     <w:tbl>
       <w:tblPr>
-        <w:tblW w:type="pct" w:w="100%"/>
+        <w:tblW w:type="dxa" w:w="9360"/>
         <w:tblBorders>
-          <w:top w:val="none" w:color="FFFFFF" w:sz="0"/>
-          <w:left w:val="none" w:color="FFFFFF" w:sz="0"/>
-          <w:bottom w:val="single" w:color="C7D2DD" w:sz="4"/>
-          <w:right w:val="none" w:color="FFFFFF" w:sz="0"/>
-          <w:insideH w:val="none" w:color="FFFFFF" w:sz="0"/>
-          <w:insideV w:val="none" w:color="FFFFFF" w:sz="0"/>
+          <w:top w:val="single" w:color="C7D2DD" w:sz="6"/>
+          <w:left w:val="single" w:color="C7D2DD" w:sz="6"/>
+          <w:bottom w:val="single" w:color="C7D2DD" w:sz="6"/>
+          <w:right w:val="single" w:color="C7D2DD" w:sz="6"/>
+          <w:insideH w:val="single" w:color="C7D2DD" w:sz="6"/>
+          <w:insideV w:val="single" w:color="C7D2DD" w:sz="6"/>
         </w:tblBorders>
       </w:tblPr>
       <w:tblGrid>
         <w:gridCol w:w="1800"/>
-        <w:gridCol w:w="7560"/>
+        <w:gridCol w:w="3160"/>
+        <w:gridCol w:w="2200"/>
+        <w:gridCol w:w="2200"/>
       </w:tblGrid>
       <w:tr>
         <w:trPr>
           <w:cantSplit/>
+          <w:tblHeader/>
         </w:trPr>
         <w:tc>
           <w:tcPr>
             <w:tcW w:type="dxa" w:w="1800"/>
-            <w:tcMar>
-              <w:top w:type="dxa" w:w="100"/>
-              <w:left w:type="dxa" w:w="40"/>
-              <w:bottom w:type="dxa" w:w="100"/>
-              <w:right w:type="dxa" w:w="120"/>
-            </w:tcMar>
-            <w:vAlign w:val="center"/>
+            <w:shd w:fill="EEF4F8" w:color="auto" w:val="clear"/>
+            <w:tcMar>
+              <w:top w:type="dxa" w:w="80"/>
+              <w:left w:type="dxa" w:w="100"/>
+              <w:bottom w:type="dxa" w:w="80"/>
+              <w:right w:type="dxa" w:w="100"/>
+            </w:tcMar>
           </w:tcPr>
           <w:p>
             <w:pPr>
               <w:spacing w:after="0"/>
+            </w:pPr>
+            <w:r>
+              <w:rPr>
+                <w:b/>
+                <w:bCs/>
+                <w:color w:val="12355B"/>
+                <w:sz w:val="19"/>
+                <w:szCs w:val="19"/>
+              </w:rPr>
+              <w:t xml:space="preserve">Concept Term</w:t>
+            </w:r>
+          </w:p>
+        </w:tc>
+        <w:tc>
+          <w:tcPr>
+            <w:tcW w:type="dxa" w:w="3160"/>
+            <w:shd w:fill="EEF4F8" w:color="auto" w:val="clear"/>
+            <w:tcMar>
+              <w:top w:type="dxa" w:w="80"/>
+              <w:left w:type="dxa" w:w="100"/>
+              <w:bottom w:type="dxa" w:w="80"/>
+              <w:right w:type="dxa" w:w="100"/>
+            </w:tcMar>
+          </w:tcPr>
+          <w:p>
+            <w:pPr>
+              <w:spacing w:after="0"/>
+            </w:pPr>
+            <w:r>
+              <w:rPr>
+                <w:b/>
+                <w:bCs/>
+                <w:color w:val="12355B"/>
+                <w:sz w:val="19"/>
+                <w:szCs w:val="19"/>
+              </w:rPr>
+              <w:t xml:space="preserve">Student-Friendly Definition</w:t>
+            </w:r>
+          </w:p>
+        </w:tc>
+        <w:tc>
+          <w:tcPr>
+            <w:tcW w:type="dxa" w:w="2200"/>
+            <w:shd w:fill="EEF4F8" w:color="auto" w:val="clear"/>
+            <w:tcMar>
+              <w:top w:type="dxa" w:w="80"/>
+              <w:left w:type="dxa" w:w="100"/>
+              <w:bottom w:type="dxa" w:w="80"/>
+              <w:right w:type="dxa" w:w="100"/>
+            </w:tcMar>
+          </w:tcPr>
+          <w:p>
+            <w:pPr>
+              <w:spacing w:after="0"/>
+            </w:pPr>
+            <w:r>
+              <w:rPr>
+                <w:b/>
+                <w:bCs/>
+                <w:color w:val="12355B"/>
+                <w:sz w:val="19"/>
+                <w:szCs w:val="19"/>
+              </w:rPr>
+              <w:t xml:space="preserve">Non-Example</w:t>
+            </w:r>
+          </w:p>
+        </w:tc>
+        <w:tc>
+          <w:tcPr>
+            <w:tcW w:type="dxa" w:w="2200"/>
+            <w:shd w:fill="EEF4F8" w:color="auto" w:val="clear"/>
+            <w:tcMar>
+              <w:top w:type="dxa" w:w="80"/>
+              <w:left w:type="dxa" w:w="100"/>
+              <w:bottom w:type="dxa" w:w="80"/>
+              <w:right w:type="dxa" w:w="100"/>
+            </w:tcMar>
+          </w:tcPr>
+          <w:p>
+            <w:pPr>
+              <w:spacing w:after="0"/>
+            </w:pPr>
+            <w:r>
+              <w:rPr>
+                <w:b/>
+                <w:bCs/>
+                <w:color w:val="12355B"/>
+                <w:sz w:val="19"/>
+                <w:szCs w:val="19"/>
+              </w:rPr>
+              <w:t xml:space="preserve">Visual Clue</w:t>
+            </w:r>
+          </w:p>
+        </w:tc>
+      </w:tr>
+      <w:tr>
+        <w:trPr>
+          <w:cantSplit/>
+        </w:trPr>
+        <w:tc>
+          <w:tcPr>
+            <w:tcW w:type="dxa" w:w="1800"/>
+            <w:tcMar>
+              <w:top w:type="dxa" w:w="80"/>
+              <w:left w:type="dxa" w:w="100"/>
+              <w:bottom w:type="dxa" w:w="80"/>
+              <w:right w:type="dxa" w:w="100"/>
+            </w:tcMar>
+            <w:vAlign w:val="top"/>
+          </w:tcPr>
+          <w:p>
+            <w:pPr>
+              <w:spacing w:after="30"/>
+            </w:pPr>
+            <w:r>
+              <w:rPr>
+                <w:b/>
+                <w:bCs/>
+                <w:color w:val="12355B"/>
+                <w:sz w:val="21"/>
+                <w:szCs w:val="21"/>
+              </w:rPr>
+              <w:t xml:space="preserve">symmetric</w:t>
+            </w:r>
+          </w:p>
+          <w:p>
+            <w:pPr>
+              <w:spacing w:after="0"/>
+            </w:pPr>
+            <w:r>
+              <w:rPr>
+                <w:i/>
+                <w:iCs/>
+                <w:color w:val="5F6F80"/>
+                <w:sz w:val="18"/>
+                <w:szCs w:val="18"/>
+              </w:rPr>
+              <w:t xml:space="preserve">simétrico</w:t>
+            </w:r>
+          </w:p>
+        </w:tc>
+        <w:tc>
+          <w:tcPr>
+            <w:tcW w:type="dxa" w:w="3160"/>
+            <w:tcMar>
+              <w:top w:type="dxa" w:w="80"/>
+              <w:left w:type="dxa" w:w="100"/>
+              <w:bottom w:type="dxa" w:w="80"/>
+              <w:right w:type="dxa" w:w="100"/>
+            </w:tcMar>
+            <w:vAlign w:val="top"/>
+          </w:tcPr>
+          <w:p>
+            <w:pPr>
+              <w:spacing w:after="0"/>
+            </w:pPr>
+            <w:r>
+              <w:rPr>
+                <w:sz w:val="20"/>
+                <w:szCs w:val="20"/>
+              </w:rPr>
+              <w:t xml:space="preserve">Having two halves that match — one side is a mirror image of the other.</w:t>
+            </w:r>
+          </w:p>
+        </w:tc>
+        <w:tc>
+          <w:tcPr>
+            <w:tcW w:type="dxa" w:w="2200"/>
+            <w:tcMar>
+              <w:top w:type="dxa" w:w="80"/>
+              <w:left w:type="dxa" w:w="100"/>
+              <w:bottom w:type="dxa" w:w="80"/>
+              <w:right w:type="dxa" w:w="100"/>
+            </w:tcMar>
+            <w:vAlign w:val="top"/>
+          </w:tcPr>
+          <w:p>
+            <w:pPr>
+              <w:spacing w:after="40"/>
+            </w:pPr>
+            <w:r>
+              <w:rPr>
+                <w:i/>
+                <w:iCs/>
+                <w:color w:val="5F6F80"/>
+                <w:sz w:val="19"/>
+                <w:szCs w:val="19"/>
+              </w:rPr>
+              <w:t xml:space="preserve">Not symmetric: write a counter-example that breaks the definition.</w:t>
+            </w:r>
+          </w:p>
+          <w:p>
+            <w:pPr>
+              <w:pBdr>
+                <w:bottom w:val="single" w:color="AFBECC" w:sz="6"/>
+              </w:pBdr>
+              <w:spacing w:after="30" w:before="150"/>
+            </w:pPr>
+            <w:r>
+              <w:t xml:space="preserve"/>
+            </w:r>
+          </w:p>
+        </w:tc>
+        <w:tc>
+          <w:tcPr>
+            <w:tcW w:type="dxa" w:w="2200"/>
+            <w:tcMar>
+              <w:top w:type="dxa" w:w="80"/>
+              <w:left w:type="dxa" w:w="100"/>
+              <w:bottom w:type="dxa" w:w="80"/>
+              <w:right w:type="dxa" w:w="100"/>
+            </w:tcMar>
+            <w:vAlign w:val="top"/>
+          </w:tcPr>
+          <w:p>
+            <w:pPr>
+              <w:spacing w:after="40"/>
               <w:jc w:val="center"/>
             </w:pPr>
             <w:r>
               <w:drawing>
                 <wp:inline distT="0" distB="0" distL="0" distR="0">
-                  <wp:extent cx="1047750" cy="790575"/>
+                  <wp:extent cx="876300" cy="657225"/>
                   <wp:effectExtent t="0" r="0" b="0" l="0"/>
                   <wp:docPr id="1" name="" descr="" title=""/>
                   <wp:cNvGraphicFramePr>
@@ -316,7 +536,7 @@
                         <pic:spPr bwMode="auto">
                           <a:xfrm>
                             <a:off x="0" y="0"/>
-                            <a:ext cx="1047750" cy="790575"/>
+                            <a:ext cx="876300" cy="657225"/>
                           </a:xfrm>
                           <a:prstGeom prst="rect">
                             <a:avLst/>
@@ -329,32 +549,108 @@
               </w:drawing>
             </w:r>
           </w:p>
-        </w:tc>
-        <w:tc>
-          <w:tcPr>
-            <w:tcW w:type="dxa" w:w="7560"/>
-            <w:tcMar>
-              <w:top w:type="dxa" w:w="100"/>
-              <w:left w:type="dxa" w:w="40"/>
-              <w:bottom w:type="dxa" w:w="100"/>
-              <w:right w:type="dxa" w:w="40"/>
-            </w:tcMar>
-            <w:vAlign w:val="center"/>
-          </w:tcPr>
-          <w:p>
-            <w:pPr>
-              <w:spacing w:after="50"/>
+          <w:p>
+            <w:pPr>
+              <w:spacing w:after="0"/>
+            </w:pPr>
+            <w:r>
+              <w:rPr>
+                <w:i/>
+                <w:iCs/>
+                <w:color w:val="5F6F80"/>
+                <w:sz w:val="18"/>
+                <w:szCs w:val="18"/>
+              </w:rPr>
+              <w:t xml:space="preserve">A butterfly: the left wing is the mirror of the right.</w:t>
+            </w:r>
+          </w:p>
+        </w:tc>
+      </w:tr>
+      <w:tr>
+        <w:trPr>
+          <w:cantSplit/>
+        </w:trPr>
+        <w:tc>
+          <w:tcPr>
+            <w:tcW w:type="dxa" w:w="1800"/>
+            <w:tcMar>
+              <w:top w:type="dxa" w:w="80"/>
+              <w:left w:type="dxa" w:w="100"/>
+              <w:bottom w:type="dxa" w:w="80"/>
+              <w:right w:type="dxa" w:w="100"/>
+            </w:tcMar>
+            <w:vAlign w:val="top"/>
+          </w:tcPr>
+          <w:p>
+            <w:pPr>
+              <w:spacing w:after="30"/>
             </w:pPr>
             <w:r>
               <w:rPr>
                 <w:b/>
                 <w:bCs/>
                 <w:color w:val="12355B"/>
-                <w:sz w:val="24"/>
-                <w:szCs w:val="24"/>
-              </w:rPr>
-              <w:t xml:space="preserve">symmetric</w:t>
-            </w:r>
+                <w:sz w:val="21"/>
+                <w:szCs w:val="21"/>
+              </w:rPr>
+              <w:t xml:space="preserve">mirror image</w:t>
+            </w:r>
+          </w:p>
+          <w:p>
+            <w:pPr>
+              <w:spacing w:after="0"/>
+            </w:pPr>
+            <w:r>
+              <w:rPr>
+                <w:i/>
+                <w:iCs/>
+                <w:color w:val="5F6F80"/>
+                <w:sz w:val="18"/>
+                <w:szCs w:val="18"/>
+              </w:rPr>
+              <w:t xml:space="preserve">imagen reflejada</w:t>
+            </w:r>
+          </w:p>
+        </w:tc>
+        <w:tc>
+          <w:tcPr>
+            <w:tcW w:type="dxa" w:w="3160"/>
+            <w:tcMar>
+              <w:top w:type="dxa" w:w="80"/>
+              <w:left w:type="dxa" w:w="100"/>
+              <w:bottom w:type="dxa" w:w="80"/>
+              <w:right w:type="dxa" w:w="100"/>
+            </w:tcMar>
+            <w:vAlign w:val="top"/>
+          </w:tcPr>
+          <w:p>
+            <w:pPr>
+              <w:spacing w:after="0"/>
+            </w:pPr>
+            <w:r>
+              <w:rPr>
+                <w:sz w:val="20"/>
+                <w:szCs w:val="20"/>
+              </w:rPr>
+              <w:t xml:space="preserve">A copy of a figure flipped across a line, so the two halves face each other.</w:t>
+            </w:r>
+          </w:p>
+        </w:tc>
+        <w:tc>
+          <w:tcPr>
+            <w:tcW w:type="dxa" w:w="2200"/>
+            <w:tcMar>
+              <w:top w:type="dxa" w:w="80"/>
+              <w:left w:type="dxa" w:w="100"/>
+              <w:bottom w:type="dxa" w:w="80"/>
+              <w:right w:type="dxa" w:w="100"/>
+            </w:tcMar>
+            <w:vAlign w:val="top"/>
+          </w:tcPr>
+          <w:p>
+            <w:pPr>
+              <w:spacing w:after="40"/>
+            </w:pPr>
             <w:r>
               <w:rPr>
                 <w:i/>
@@ -363,89 +659,41 @@
                 <w:sz w:val="19"/>
                 <w:szCs w:val="19"/>
               </w:rPr>
-              <w:t xml:space="preserve">   simétrico</w:t>
-            </w:r>
-          </w:p>
+              <w:t xml:space="preserve">Not mirror image: write a counter-example that breaks the definition.</w:t>
+            </w:r>
+          </w:p>
+          <w:p>
+            <w:pPr>
+              <w:pBdr>
+                <w:bottom w:val="single" w:color="AFBECC" w:sz="6"/>
+              </w:pBdr>
+              <w:spacing w:after="30" w:before="150"/>
+            </w:pPr>
+            <w:r>
+              <w:t xml:space="preserve"/>
+            </w:r>
+          </w:p>
+        </w:tc>
+        <w:tc>
+          <w:tcPr>
+            <w:tcW w:type="dxa" w:w="2200"/>
+            <w:tcMar>
+              <w:top w:type="dxa" w:w="80"/>
+              <w:left w:type="dxa" w:w="100"/>
+              <w:bottom w:type="dxa" w:w="80"/>
+              <w:right w:type="dxa" w:w="100"/>
+            </w:tcMar>
+            <w:vAlign w:val="top"/>
+          </w:tcPr>
           <w:p>
             <w:pPr>
               <w:spacing w:after="40"/>
-            </w:pPr>
-            <w:r>
-              <w:rPr>
-                <w:sz w:val="21"/>
-                <w:szCs w:val="21"/>
-              </w:rPr>
-              <w:t xml:space="preserve">Having two halves that match — one side is a mirror image of the other.</w:t>
-            </w:r>
-          </w:p>
-          <w:p>
-            <w:pPr>
-              <w:spacing w:after="0"/>
-            </w:pPr>
-            <w:r>
-              <w:rPr>
-                <w:b/>
-                <w:bCs/>
-                <w:color w:val="1FA6A2"/>
-                <w:sz w:val="18"/>
-                <w:szCs w:val="18"/>
-              </w:rPr>
-              <w:t xml:space="preserve">Example:  </w:t>
-            </w:r>
-            <w:r>
-              <w:rPr>
-                <w:i/>
-                <w:iCs/>
-                <w:color w:val="5F6F80"/>
-                <w:sz w:val="18"/>
-                <w:szCs w:val="18"/>
-              </w:rPr>
-              <w:t xml:space="preserve">A butterfly: the left wing is the mirror of the right.</w:t>
-            </w:r>
-          </w:p>
-        </w:tc>
-      </w:tr>
-    </w:tbl>
-    <w:tbl>
-      <w:tblPr>
-        <w:tblW w:type="pct" w:w="100%"/>
-        <w:tblBorders>
-          <w:top w:val="none" w:color="FFFFFF" w:sz="0"/>
-          <w:left w:val="none" w:color="FFFFFF" w:sz="0"/>
-          <w:bottom w:val="single" w:color="C7D2DD" w:sz="4"/>
-          <w:right w:val="none" w:color="FFFFFF" w:sz="0"/>
-          <w:insideH w:val="none" w:color="FFFFFF" w:sz="0"/>
-          <w:insideV w:val="none" w:color="FFFFFF" w:sz="0"/>
-        </w:tblBorders>
-      </w:tblPr>
-      <w:tblGrid>
-        <w:gridCol w:w="1800"/>
-        <w:gridCol w:w="7560"/>
-      </w:tblGrid>
-      <w:tr>
-        <w:trPr>
-          <w:cantSplit/>
-        </w:trPr>
-        <w:tc>
-          <w:tcPr>
-            <w:tcW w:type="dxa" w:w="1800"/>
-            <w:tcMar>
-              <w:top w:type="dxa" w:w="100"/>
-              <w:left w:type="dxa" w:w="40"/>
-              <w:bottom w:type="dxa" w:w="100"/>
-              <w:right w:type="dxa" w:w="120"/>
-            </w:tcMar>
-            <w:vAlign w:val="center"/>
-          </w:tcPr>
-          <w:p>
-            <w:pPr>
-              <w:spacing w:after="0"/>
               <w:jc w:val="center"/>
             </w:pPr>
             <w:r>
               <w:drawing>
                 <wp:inline distT="0" distB="0" distL="0" distR="0">
-                  <wp:extent cx="1047750" cy="790575"/>
+                  <wp:extent cx="876300" cy="657225"/>
                   <wp:effectExtent t="0" r="0" b="0" l="0"/>
                   <wp:docPr id="1" name="" descr="" title=""/>
                   <wp:cNvGraphicFramePr>
@@ -470,7 +718,7 @@
                         <pic:spPr bwMode="auto">
                           <a:xfrm>
                             <a:off x="0" y="0"/>
-                            <a:ext cx="1047750" cy="790575"/>
+                            <a:ext cx="876300" cy="657225"/>
                           </a:xfrm>
                           <a:prstGeom prst="rect">
                             <a:avLst/>
@@ -483,32 +731,108 @@
               </w:drawing>
             </w:r>
           </w:p>
-        </w:tc>
-        <w:tc>
-          <w:tcPr>
-            <w:tcW w:type="dxa" w:w="7560"/>
-            <w:tcMar>
-              <w:top w:type="dxa" w:w="100"/>
-              <w:left w:type="dxa" w:w="40"/>
-              <w:bottom w:type="dxa" w:w="100"/>
-              <w:right w:type="dxa" w:w="40"/>
-            </w:tcMar>
-            <w:vAlign w:val="center"/>
-          </w:tcPr>
-          <w:p>
-            <w:pPr>
-              <w:spacing w:after="50"/>
+          <w:p>
+            <w:pPr>
+              <w:spacing w:after="0"/>
+            </w:pPr>
+            <w:r>
+              <w:rPr>
+                <w:i/>
+                <w:iCs/>
+                <w:color w:val="5F6F80"/>
+                <w:sz w:val="18"/>
+                <w:szCs w:val="18"/>
+              </w:rPr>
+              <w:t xml:space="preserve">Fold the layer down the middle: each leaf lands on its partner.</w:t>
+            </w:r>
+          </w:p>
+        </w:tc>
+      </w:tr>
+      <w:tr>
+        <w:trPr>
+          <w:cantSplit/>
+        </w:trPr>
+        <w:tc>
+          <w:tcPr>
+            <w:tcW w:type="dxa" w:w="1800"/>
+            <w:tcMar>
+              <w:top w:type="dxa" w:w="80"/>
+              <w:left w:type="dxa" w:w="100"/>
+              <w:bottom w:type="dxa" w:w="80"/>
+              <w:right w:type="dxa" w:w="100"/>
+            </w:tcMar>
+            <w:vAlign w:val="top"/>
+          </w:tcPr>
+          <w:p>
+            <w:pPr>
+              <w:spacing w:after="30"/>
             </w:pPr>
             <w:r>
               <w:rPr>
                 <w:b/>
                 <w:bCs/>
                 <w:color w:val="12355B"/>
-                <w:sz w:val="24"/>
-                <w:szCs w:val="24"/>
-              </w:rPr>
-              <w:t xml:space="preserve">mirror image</w:t>
-            </w:r>
+                <w:sz w:val="21"/>
+                <w:szCs w:val="21"/>
+              </w:rPr>
+              <w:t xml:space="preserve">bilateral symmetry</w:t>
+            </w:r>
+          </w:p>
+          <w:p>
+            <w:pPr>
+              <w:spacing w:after="0"/>
+            </w:pPr>
+            <w:r>
+              <w:rPr>
+                <w:i/>
+                <w:iCs/>
+                <w:color w:val="5F6F80"/>
+                <w:sz w:val="18"/>
+                <w:szCs w:val="18"/>
+              </w:rPr>
+              <w:t xml:space="preserve">simetría bilateral</w:t>
+            </w:r>
+          </w:p>
+        </w:tc>
+        <w:tc>
+          <w:tcPr>
+            <w:tcW w:type="dxa" w:w="3160"/>
+            <w:tcMar>
+              <w:top w:type="dxa" w:w="80"/>
+              <w:left w:type="dxa" w:w="100"/>
+              <w:bottom w:type="dxa" w:w="80"/>
+              <w:right w:type="dxa" w:w="100"/>
+            </w:tcMar>
+            <w:vAlign w:val="top"/>
+          </w:tcPr>
+          <w:p>
+            <w:pPr>
+              <w:spacing w:after="0"/>
+            </w:pPr>
+            <w:r>
+              <w:rPr>
+                <w:sz w:val="20"/>
+                <w:szCs w:val="20"/>
+              </w:rPr>
+              <w:t xml:space="preserve">Reflective symmetry in plants and animals — the two sides of the body mirror each other.</w:t>
+            </w:r>
+          </w:p>
+        </w:tc>
+        <w:tc>
+          <w:tcPr>
+            <w:tcW w:type="dxa" w:w="2200"/>
+            <w:tcMar>
+              <w:top w:type="dxa" w:w="80"/>
+              <w:left w:type="dxa" w:w="100"/>
+              <w:bottom w:type="dxa" w:w="80"/>
+              <w:right w:type="dxa" w:w="100"/>
+            </w:tcMar>
+            <w:vAlign w:val="top"/>
+          </w:tcPr>
+          <w:p>
+            <w:pPr>
+              <w:spacing w:after="40"/>
+            </w:pPr>
             <w:r>
               <w:rPr>
                 <w:i/>
@@ -517,89 +841,41 @@
                 <w:sz w:val="19"/>
                 <w:szCs w:val="19"/>
               </w:rPr>
-              <w:t xml:space="preserve">   imagen reflejada</w:t>
-            </w:r>
-          </w:p>
+              <w:t xml:space="preserve">Not bilateral symmetry: write a counter-example that breaks the definition.</w:t>
+            </w:r>
+          </w:p>
+          <w:p>
+            <w:pPr>
+              <w:pBdr>
+                <w:bottom w:val="single" w:color="AFBECC" w:sz="6"/>
+              </w:pBdr>
+              <w:spacing w:after="30" w:before="150"/>
+            </w:pPr>
+            <w:r>
+              <w:t xml:space="preserve"/>
+            </w:r>
+          </w:p>
+        </w:tc>
+        <w:tc>
+          <w:tcPr>
+            <w:tcW w:type="dxa" w:w="2200"/>
+            <w:tcMar>
+              <w:top w:type="dxa" w:w="80"/>
+              <w:left w:type="dxa" w:w="100"/>
+              <w:bottom w:type="dxa" w:w="80"/>
+              <w:right w:type="dxa" w:w="100"/>
+            </w:tcMar>
+            <w:vAlign w:val="top"/>
+          </w:tcPr>
           <w:p>
             <w:pPr>
               <w:spacing w:after="40"/>
-            </w:pPr>
-            <w:r>
-              <w:rPr>
-                <w:sz w:val="21"/>
-                <w:szCs w:val="21"/>
-              </w:rPr>
-              <w:t xml:space="preserve">A copy of a figure flipped across a line, so the two halves face each other.</w:t>
-            </w:r>
-          </w:p>
-          <w:p>
-            <w:pPr>
-              <w:spacing w:after="0"/>
-            </w:pPr>
-            <w:r>
-              <w:rPr>
-                <w:b/>
-                <w:bCs/>
-                <w:color w:val="1FA6A2"/>
-                <w:sz w:val="18"/>
-                <w:szCs w:val="18"/>
-              </w:rPr>
-              <w:t xml:space="preserve">Example:  </w:t>
-            </w:r>
-            <w:r>
-              <w:rPr>
-                <w:i/>
-                <w:iCs/>
-                <w:color w:val="5F6F80"/>
-                <w:sz w:val="18"/>
-                <w:szCs w:val="18"/>
-              </w:rPr>
-              <w:t xml:space="preserve">Fold the layer down the middle: each leaf lands on its partner.</w:t>
-            </w:r>
-          </w:p>
-        </w:tc>
-      </w:tr>
-    </w:tbl>
-    <w:tbl>
-      <w:tblPr>
-        <w:tblW w:type="pct" w:w="100%"/>
-        <w:tblBorders>
-          <w:top w:val="none" w:color="FFFFFF" w:sz="0"/>
-          <w:left w:val="none" w:color="FFFFFF" w:sz="0"/>
-          <w:bottom w:val="single" w:color="C7D2DD" w:sz="4"/>
-          <w:right w:val="none" w:color="FFFFFF" w:sz="0"/>
-          <w:insideH w:val="none" w:color="FFFFFF" w:sz="0"/>
-          <w:insideV w:val="none" w:color="FFFFFF" w:sz="0"/>
-        </w:tblBorders>
-      </w:tblPr>
-      <w:tblGrid>
-        <w:gridCol w:w="1800"/>
-        <w:gridCol w:w="7560"/>
-      </w:tblGrid>
-      <w:tr>
-        <w:trPr>
-          <w:cantSplit/>
-        </w:trPr>
-        <w:tc>
-          <w:tcPr>
-            <w:tcW w:type="dxa" w:w="1800"/>
-            <w:tcMar>
-              <w:top w:type="dxa" w:w="100"/>
-              <w:left w:type="dxa" w:w="40"/>
-              <w:bottom w:type="dxa" w:w="100"/>
-              <w:right w:type="dxa" w:w="120"/>
-            </w:tcMar>
-            <w:vAlign w:val="center"/>
-          </w:tcPr>
-          <w:p>
-            <w:pPr>
-              <w:spacing w:after="0"/>
               <w:jc w:val="center"/>
             </w:pPr>
             <w:r>
               <w:drawing>
                 <wp:inline distT="0" distB="0" distL="0" distR="0">
-                  <wp:extent cx="1047750" cy="790575"/>
+                  <wp:extent cx="876300" cy="657225"/>
                   <wp:effectExtent t="0" r="0" b="0" l="0"/>
                   <wp:docPr id="1" name="" descr="" title=""/>
                   <wp:cNvGraphicFramePr>
@@ -624,7 +900,7 @@
                         <pic:spPr bwMode="auto">
                           <a:xfrm>
                             <a:off x="0" y="0"/>
-                            <a:ext cx="1047750" cy="790575"/>
+                            <a:ext cx="876300" cy="657225"/>
                           </a:xfrm>
                           <a:prstGeom prst="rect">
                             <a:avLst/>
@@ -637,32 +913,108 @@
               </w:drawing>
             </w:r>
           </w:p>
-        </w:tc>
-        <w:tc>
-          <w:tcPr>
-            <w:tcW w:type="dxa" w:w="7560"/>
-            <w:tcMar>
-              <w:top w:type="dxa" w:w="100"/>
-              <w:left w:type="dxa" w:w="40"/>
-              <w:bottom w:type="dxa" w:w="100"/>
-              <w:right w:type="dxa" w:w="40"/>
-            </w:tcMar>
-            <w:vAlign w:val="center"/>
-          </w:tcPr>
-          <w:p>
-            <w:pPr>
-              <w:spacing w:after="50"/>
+          <w:p>
+            <w:pPr>
+              <w:spacing w:after="0"/>
+            </w:pPr>
+            <w:r>
+              <w:rPr>
+                <w:i/>
+                <w:iCs/>
+                <w:color w:val="5F6F80"/>
+                <w:sz w:val="18"/>
+                <w:szCs w:val="18"/>
+              </w:rPr>
+              <w:t xml:space="preserve">All 17,000+ butterfly species have it — two sides, one mirror line.</w:t>
+            </w:r>
+          </w:p>
+        </w:tc>
+      </w:tr>
+      <w:tr>
+        <w:trPr>
+          <w:cantSplit/>
+        </w:trPr>
+        <w:tc>
+          <w:tcPr>
+            <w:tcW w:type="dxa" w:w="1800"/>
+            <w:tcMar>
+              <w:top w:type="dxa" w:w="80"/>
+              <w:left w:type="dxa" w:w="100"/>
+              <w:bottom w:type="dxa" w:w="80"/>
+              <w:right w:type="dxa" w:w="100"/>
+            </w:tcMar>
+            <w:vAlign w:val="top"/>
+          </w:tcPr>
+          <w:p>
+            <w:pPr>
+              <w:spacing w:after="30"/>
             </w:pPr>
             <w:r>
               <w:rPr>
                 <w:b/>
                 <w:bCs/>
                 <w:color w:val="12355B"/>
-                <w:sz w:val="24"/>
-                <w:szCs w:val="24"/>
-              </w:rPr>
-              <w:t xml:space="preserve">bilateral symmetry</w:t>
-            </w:r>
+                <w:sz w:val="21"/>
+                <w:szCs w:val="21"/>
+              </w:rPr>
+              <w:t xml:space="preserve">line of symmetry</w:t>
+            </w:r>
+          </w:p>
+          <w:p>
+            <w:pPr>
+              <w:spacing w:after="0"/>
+            </w:pPr>
+            <w:r>
+              <w:rPr>
+                <w:i/>
+                <w:iCs/>
+                <w:color w:val="5F6F80"/>
+                <w:sz w:val="18"/>
+                <w:szCs w:val="18"/>
+              </w:rPr>
+              <w:t xml:space="preserve">eje de simetría</w:t>
+            </w:r>
+          </w:p>
+        </w:tc>
+        <w:tc>
+          <w:tcPr>
+            <w:tcW w:type="dxa" w:w="3160"/>
+            <w:tcMar>
+              <w:top w:type="dxa" w:w="80"/>
+              <w:left w:type="dxa" w:w="100"/>
+              <w:bottom w:type="dxa" w:w="80"/>
+              <w:right w:type="dxa" w:w="100"/>
+            </w:tcMar>
+            <w:vAlign w:val="top"/>
+          </w:tcPr>
+          <w:p>
+            <w:pPr>
+              <w:spacing w:after="0"/>
+            </w:pPr>
+            <w:r>
+              <w:rPr>
+                <w:sz w:val="20"/>
+                <w:szCs w:val="20"/>
+              </w:rPr>
+              <w:t xml:space="preserve">The line you can draw through a figure so each side is a reflection of the other.</w:t>
+            </w:r>
+          </w:p>
+        </w:tc>
+        <w:tc>
+          <w:tcPr>
+            <w:tcW w:type="dxa" w:w="2200"/>
+            <w:tcMar>
+              <w:top w:type="dxa" w:w="80"/>
+              <w:left w:type="dxa" w:w="100"/>
+              <w:bottom w:type="dxa" w:w="80"/>
+              <w:right w:type="dxa" w:w="100"/>
+            </w:tcMar>
+            <w:vAlign w:val="top"/>
+          </w:tcPr>
+          <w:p>
+            <w:pPr>
+              <w:spacing w:after="40"/>
+            </w:pPr>
             <w:r>
               <w:rPr>
                 <w:i/>
@@ -671,89 +1023,41 @@
                 <w:sz w:val="19"/>
                 <w:szCs w:val="19"/>
               </w:rPr>
-              <w:t xml:space="preserve">   simetría bilateral</w:t>
-            </w:r>
-          </w:p>
+              <w:t xml:space="preserve">Not line of symmetry: write a counter-example that breaks the definition.</w:t>
+            </w:r>
+          </w:p>
+          <w:p>
+            <w:pPr>
+              <w:pBdr>
+                <w:bottom w:val="single" w:color="AFBECC" w:sz="6"/>
+              </w:pBdr>
+              <w:spacing w:after="30" w:before="150"/>
+            </w:pPr>
+            <w:r>
+              <w:t xml:space="preserve"/>
+            </w:r>
+          </w:p>
+        </w:tc>
+        <w:tc>
+          <w:tcPr>
+            <w:tcW w:type="dxa" w:w="2200"/>
+            <w:tcMar>
+              <w:top w:type="dxa" w:w="80"/>
+              <w:left w:type="dxa" w:w="100"/>
+              <w:bottom w:type="dxa" w:w="80"/>
+              <w:right w:type="dxa" w:w="100"/>
+            </w:tcMar>
+            <w:vAlign w:val="top"/>
+          </w:tcPr>
           <w:p>
             <w:pPr>
               <w:spacing w:after="40"/>
-            </w:pPr>
-            <w:r>
-              <w:rPr>
-                <w:sz w:val="21"/>
-                <w:szCs w:val="21"/>
-              </w:rPr>
-              <w:t xml:space="preserve">Reflective symmetry in plants and animals — the two sides of the body mirror each other.</w:t>
-            </w:r>
-          </w:p>
-          <w:p>
-            <w:pPr>
-              <w:spacing w:after="0"/>
-            </w:pPr>
-            <w:r>
-              <w:rPr>
-                <w:b/>
-                <w:bCs/>
-                <w:color w:val="1FA6A2"/>
-                <w:sz w:val="18"/>
-                <w:szCs w:val="18"/>
-              </w:rPr>
-              <w:t xml:space="preserve">Example:  </w:t>
-            </w:r>
-            <w:r>
-              <w:rPr>
-                <w:i/>
-                <w:iCs/>
-                <w:color w:val="5F6F80"/>
-                <w:sz w:val="18"/>
-                <w:szCs w:val="18"/>
-              </w:rPr>
-              <w:t xml:space="preserve">All 17,000+ butterfly species have it — two sides, one mirror line.</w:t>
-            </w:r>
-          </w:p>
-        </w:tc>
-      </w:tr>
-    </w:tbl>
-    <w:tbl>
-      <w:tblPr>
-        <w:tblW w:type="pct" w:w="100%"/>
-        <w:tblBorders>
-          <w:top w:val="none" w:color="FFFFFF" w:sz="0"/>
-          <w:left w:val="none" w:color="FFFFFF" w:sz="0"/>
-          <w:bottom w:val="single" w:color="C7D2DD" w:sz="4"/>
-          <w:right w:val="none" w:color="FFFFFF" w:sz="0"/>
-          <w:insideH w:val="none" w:color="FFFFFF" w:sz="0"/>
-          <w:insideV w:val="none" w:color="FFFFFF" w:sz="0"/>
-        </w:tblBorders>
-      </w:tblPr>
-      <w:tblGrid>
-        <w:gridCol w:w="1800"/>
-        <w:gridCol w:w="7560"/>
-      </w:tblGrid>
-      <w:tr>
-        <w:trPr>
-          <w:cantSplit/>
-        </w:trPr>
-        <w:tc>
-          <w:tcPr>
-            <w:tcW w:type="dxa" w:w="1800"/>
-            <w:tcMar>
-              <w:top w:type="dxa" w:w="100"/>
-              <w:left w:type="dxa" w:w="40"/>
-              <w:bottom w:type="dxa" w:w="100"/>
-              <w:right w:type="dxa" w:w="120"/>
-            </w:tcMar>
-            <w:vAlign w:val="center"/>
-          </w:tcPr>
-          <w:p>
-            <w:pPr>
-              <w:spacing w:after="0"/>
               <w:jc w:val="center"/>
             </w:pPr>
             <w:r>
               <w:drawing>
                 <wp:inline distT="0" distB="0" distL="0" distR="0">
-                  <wp:extent cx="1047750" cy="790575"/>
+                  <wp:extent cx="876300" cy="657225"/>
                   <wp:effectExtent t="0" r="0" b="0" l="0"/>
                   <wp:docPr id="1" name="" descr="" title=""/>
                   <wp:cNvGraphicFramePr>
@@ -778,7 +1082,7 @@
                         <pic:spPr bwMode="auto">
                           <a:xfrm>
                             <a:off x="0" y="0"/>
-                            <a:ext cx="1047750" cy="790575"/>
+                            <a:ext cx="876300" cy="657225"/>
                           </a:xfrm>
                           <a:prstGeom prst="rect">
                             <a:avLst/>
@@ -791,32 +1095,108 @@
               </w:drawing>
             </w:r>
           </w:p>
-        </w:tc>
-        <w:tc>
-          <w:tcPr>
-            <w:tcW w:type="dxa" w:w="7560"/>
-            <w:tcMar>
-              <w:top w:type="dxa" w:w="100"/>
-              <w:left w:type="dxa" w:w="40"/>
-              <w:bottom w:type="dxa" w:w="100"/>
-              <w:right w:type="dxa" w:w="40"/>
-            </w:tcMar>
-            <w:vAlign w:val="center"/>
-          </w:tcPr>
-          <w:p>
-            <w:pPr>
-              <w:spacing w:after="50"/>
+          <w:p>
+            <w:pPr>
+              <w:spacing w:after="0"/>
+            </w:pPr>
+            <w:r>
+              <w:rPr>
+                <w:i/>
+                <w:iCs/>
+                <w:color w:val="5F6F80"/>
+                <w:sz w:val="18"/>
+                <w:szCs w:val="18"/>
+              </w:rPr>
+              <w:t xml:space="preserve">The line straight down the butterfly's body.</w:t>
+            </w:r>
+          </w:p>
+        </w:tc>
+      </w:tr>
+      <w:tr>
+        <w:trPr>
+          <w:cantSplit/>
+        </w:trPr>
+        <w:tc>
+          <w:tcPr>
+            <w:tcW w:type="dxa" w:w="1800"/>
+            <w:tcMar>
+              <w:top w:type="dxa" w:w="80"/>
+              <w:left w:type="dxa" w:w="100"/>
+              <w:bottom w:type="dxa" w:w="80"/>
+              <w:right w:type="dxa" w:w="100"/>
+            </w:tcMar>
+            <w:vAlign w:val="top"/>
+          </w:tcPr>
+          <w:p>
+            <w:pPr>
+              <w:spacing w:after="30"/>
             </w:pPr>
             <w:r>
               <w:rPr>
                 <w:b/>
                 <w:bCs/>
                 <w:color w:val="12355B"/>
-                <w:sz w:val="24"/>
-                <w:szCs w:val="24"/>
-              </w:rPr>
-              <w:t xml:space="preserve">line of symmetry</w:t>
-            </w:r>
+                <w:sz w:val="21"/>
+                <w:szCs w:val="21"/>
+              </w:rPr>
+              <w:t xml:space="preserve">balance</w:t>
+            </w:r>
+          </w:p>
+          <w:p>
+            <w:pPr>
+              <w:spacing w:after="0"/>
+            </w:pPr>
+            <w:r>
+              <w:rPr>
+                <w:i/>
+                <w:iCs/>
+                <w:color w:val="5F6F80"/>
+                <w:sz w:val="18"/>
+                <w:szCs w:val="18"/>
+              </w:rPr>
+              <w:t xml:space="preserve">equilibrio</w:t>
+            </w:r>
+          </w:p>
+        </w:tc>
+        <w:tc>
+          <w:tcPr>
+            <w:tcW w:type="dxa" w:w="3160"/>
+            <w:tcMar>
+              <w:top w:type="dxa" w:w="80"/>
+              <w:left w:type="dxa" w:w="100"/>
+              <w:bottom w:type="dxa" w:w="80"/>
+              <w:right w:type="dxa" w:w="100"/>
+            </w:tcMar>
+            <w:vAlign w:val="top"/>
+          </w:tcPr>
+          <w:p>
+            <w:pPr>
+              <w:spacing w:after="0"/>
+            </w:pPr>
+            <w:r>
+              <w:rPr>
+                <w:sz w:val="20"/>
+                <w:szCs w:val="20"/>
+              </w:rPr>
+              <w:t xml:space="preserve">An even, steady arrangement — neither side feels heavier than the other.</w:t>
+            </w:r>
+          </w:p>
+        </w:tc>
+        <w:tc>
+          <w:tcPr>
+            <w:tcW w:type="dxa" w:w="2200"/>
+            <w:tcMar>
+              <w:top w:type="dxa" w:w="80"/>
+              <w:left w:type="dxa" w:w="100"/>
+              <w:bottom w:type="dxa" w:w="80"/>
+              <w:right w:type="dxa" w:w="100"/>
+            </w:tcMar>
+            <w:vAlign w:val="top"/>
+          </w:tcPr>
+          <w:p>
+            <w:pPr>
+              <w:spacing w:after="40"/>
+            </w:pPr>
             <w:r>
               <w:rPr>
                 <w:i/>
@@ -825,89 +1205,41 @@
                 <w:sz w:val="19"/>
                 <w:szCs w:val="19"/>
               </w:rPr>
-              <w:t xml:space="preserve">   eje de simetría</w:t>
-            </w:r>
-          </w:p>
+              <w:t xml:space="preserve">Not balance: write a counter-example that breaks the definition.</w:t>
+            </w:r>
+          </w:p>
+          <w:p>
+            <w:pPr>
+              <w:pBdr>
+                <w:bottom w:val="single" w:color="AFBECC" w:sz="6"/>
+              </w:pBdr>
+              <w:spacing w:after="30" w:before="150"/>
+            </w:pPr>
+            <w:r>
+              <w:t xml:space="preserve"/>
+            </w:r>
+          </w:p>
+        </w:tc>
+        <w:tc>
+          <w:tcPr>
+            <w:tcW w:type="dxa" w:w="2200"/>
+            <w:tcMar>
+              <w:top w:type="dxa" w:w="80"/>
+              <w:left w:type="dxa" w:w="100"/>
+              <w:bottom w:type="dxa" w:w="80"/>
+              <w:right w:type="dxa" w:w="100"/>
+            </w:tcMar>
+            <w:vAlign w:val="top"/>
+          </w:tcPr>
           <w:p>
             <w:pPr>
               <w:spacing w:after="40"/>
-            </w:pPr>
-            <w:r>
-              <w:rPr>
-                <w:sz w:val="21"/>
-                <w:szCs w:val="21"/>
-              </w:rPr>
-              <w:t xml:space="preserve">The line you can draw through a figure so each side is a reflection of the other.</w:t>
-            </w:r>
-          </w:p>
-          <w:p>
-            <w:pPr>
-              <w:spacing w:after="0"/>
-            </w:pPr>
-            <w:r>
-              <w:rPr>
-                <w:b/>
-                <w:bCs/>
-                <w:color w:val="1FA6A2"/>
-                <w:sz w:val="18"/>
-                <w:szCs w:val="18"/>
-              </w:rPr>
-              <w:t xml:space="preserve">Example:  </w:t>
-            </w:r>
-            <w:r>
-              <w:rPr>
-                <w:i/>
-                <w:iCs/>
-                <w:color w:val="5F6F80"/>
-                <w:sz w:val="18"/>
-                <w:szCs w:val="18"/>
-              </w:rPr>
-              <w:t xml:space="preserve">The line straight down the butterfly's body.</w:t>
-            </w:r>
-          </w:p>
-        </w:tc>
-      </w:tr>
-    </w:tbl>
-    <w:tbl>
-      <w:tblPr>
-        <w:tblW w:type="pct" w:w="100%"/>
-        <w:tblBorders>
-          <w:top w:val="none" w:color="FFFFFF" w:sz="0"/>
-          <w:left w:val="none" w:color="FFFFFF" w:sz="0"/>
-          <w:bottom w:val="single" w:color="C7D2DD" w:sz="4"/>
-          <w:right w:val="none" w:color="FFFFFF" w:sz="0"/>
-          <w:insideH w:val="none" w:color="FFFFFF" w:sz="0"/>
-          <w:insideV w:val="none" w:color="FFFFFF" w:sz="0"/>
-        </w:tblBorders>
-      </w:tblPr>
-      <w:tblGrid>
-        <w:gridCol w:w="1800"/>
-        <w:gridCol w:w="7560"/>
-      </w:tblGrid>
-      <w:tr>
-        <w:trPr>
-          <w:cantSplit/>
-        </w:trPr>
-        <w:tc>
-          <w:tcPr>
-            <w:tcW w:type="dxa" w:w="1800"/>
-            <w:tcMar>
-              <w:top w:type="dxa" w:w="100"/>
-              <w:left w:type="dxa" w:w="40"/>
-              <w:bottom w:type="dxa" w:w="100"/>
-              <w:right w:type="dxa" w:w="120"/>
-            </w:tcMar>
-            <w:vAlign w:val="center"/>
-          </w:tcPr>
-          <w:p>
-            <w:pPr>
-              <w:spacing w:after="0"/>
               <w:jc w:val="center"/>
             </w:pPr>
             <w:r>
               <w:drawing>
                 <wp:inline distT="0" distB="0" distL="0" distR="0">
-                  <wp:extent cx="1047750" cy="790575"/>
+                  <wp:extent cx="876300" cy="657225"/>
                   <wp:effectExtent t="0" r="0" b="0" l="0"/>
                   <wp:docPr id="1" name="" descr="" title=""/>
                   <wp:cNvGraphicFramePr>
@@ -932,7 +1264,7 @@
                         <pic:spPr bwMode="auto">
                           <a:xfrm>
                             <a:off x="0" y="0"/>
-                            <a:ext cx="1047750" cy="790575"/>
+                            <a:ext cx="876300" cy="657225"/>
                           </a:xfrm>
                           <a:prstGeom prst="rect">
                             <a:avLst/>
@@ -945,69 +1277,10 @@
               </w:drawing>
             </w:r>
           </w:p>
-        </w:tc>
-        <w:tc>
-          <w:tcPr>
-            <w:tcW w:type="dxa" w:w="7560"/>
-            <w:tcMar>
-              <w:top w:type="dxa" w:w="100"/>
-              <w:left w:type="dxa" w:w="40"/>
-              <w:bottom w:type="dxa" w:w="100"/>
-              <w:right w:type="dxa" w:w="40"/>
-            </w:tcMar>
-            <w:vAlign w:val="center"/>
-          </w:tcPr>
-          <w:p>
-            <w:pPr>
-              <w:spacing w:after="50"/>
-            </w:pPr>
-            <w:r>
-              <w:rPr>
-                <w:b/>
-                <w:bCs/>
-                <w:color w:val="12355B"/>
-                <w:sz w:val="24"/>
-                <w:szCs w:val="24"/>
-              </w:rPr>
-              <w:t xml:space="preserve">balance</w:t>
-            </w:r>
-            <w:r>
-              <w:rPr>
-                <w:i/>
-                <w:iCs/>
-                <w:color w:val="5F6F80"/>
-                <w:sz w:val="19"/>
-                <w:szCs w:val="19"/>
-              </w:rPr>
-              <w:t xml:space="preserve">   equilibrio</w:t>
-            </w:r>
-          </w:p>
-          <w:p>
-            <w:pPr>
-              <w:spacing w:after="40"/>
-            </w:pPr>
-            <w:r>
-              <w:rPr>
-                <w:sz w:val="21"/>
-                <w:szCs w:val="21"/>
-              </w:rPr>
-              <w:t xml:space="preserve">An even, steady arrangement — neither side feels heavier than the other.</w:t>
-            </w:r>
-          </w:p>
           <w:p>
             <w:pPr>
               <w:spacing w:after="0"/>
             </w:pPr>
-            <w:r>
-              <w:rPr>
-                <w:b/>
-                <w:bCs/>
-                <w:color w:val="1FA6A2"/>
-                <w:sz w:val="18"/>
-                <w:szCs w:val="18"/>
-              </w:rPr>
-              <w:t xml:space="preserve">Example:  </w:t>
-            </w:r>
             <w:r>
               <w:rPr>
                 <w:i/>
@@ -3210,7 +3483,7 @@
           <w:sz w:val="19"/>
           <w:szCs w:val="19"/>
         </w:rPr>
-        <w:t xml:space="preserve">   You Do — show your work</w:t>
+        <w:t xml:space="preserve">   You Do — show your work and reasoning</w:t>
       </w:r>
     </w:p>
     <w:p>
@@ -3225,7 +3498,7 @@
           <w:sz w:val="19"/>
           <w:szCs w:val="19"/>
         </w:rPr>
-        <w:t xml:space="preserve">Solve each problem. Show your thinking in the work box.</w:t>
+        <w:t xml:space="preserve">Solve each problem in the middle column and explain your reasoning using the sentence starters on the right.</w:t>
       </w:r>
     </w:p>
     <w:p>
@@ -3254,120 +3527,219 @@
         <w:t xml:space="preserve">   extra scaffolding</w:t>
       </w:r>
     </w:p>
-    <w:p>
-      <w:pPr>
-        <w:keepNext/>
-        <w:spacing w:after="60" w:before="160"/>
-      </w:pPr>
-      <w:r>
-        <w:rPr>
-          <w:b/>
-          <w:bCs/>
-          <w:color w:val="12355B"/>
-          <w:sz w:val="22"/>
-          <w:szCs w:val="22"/>
-        </w:rPr>
-        <w:t xml:space="preserve">1.  </w:t>
-      </w:r>
-      <w:r>
-        <w:rPr>
-          <w:b/>
-          <w:bCs/>
-          <w:sz w:val="21"/>
-          <w:szCs w:val="21"/>
-        </w:rPr>
-        <w:t xml:space="preserve">A plant grows in layers, and each layer is made up of 2 leaves. How many leaves does the plant have after growing 4 layers?</w:t>
-      </w:r>
-    </w:p>
-    <w:p>
-      <w:pPr>
-        <w:spacing w:after="40"/>
-        <w:ind w:left="420"/>
-      </w:pPr>
-      <w:r>
-        <w:rPr>
-          <w:sz w:val="20"/>
-          <w:szCs w:val="20"/>
-        </w:rPr>
-        <w:t xml:space="preserve">A)  4 leaves</w:t>
-      </w:r>
-    </w:p>
-    <w:p>
-      <w:pPr>
-        <w:spacing w:after="40"/>
-        <w:ind w:left="420"/>
-      </w:pPr>
-      <w:r>
-        <w:rPr>
-          <w:sz w:val="20"/>
-          <w:szCs w:val="20"/>
-        </w:rPr>
-        <w:t xml:space="preserve">B)  6 leaves</w:t>
-      </w:r>
-    </w:p>
-    <w:p>
-      <w:pPr>
-        <w:spacing w:after="40"/>
-        <w:ind w:left="420"/>
-      </w:pPr>
-      <w:r>
-        <w:rPr>
-          <w:sz w:val="20"/>
-          <w:szCs w:val="20"/>
-        </w:rPr>
-        <w:t xml:space="preserve">C)  8 leaves</w:t>
-      </w:r>
-    </w:p>
-    <w:p>
-      <w:pPr>
-        <w:spacing w:after="40"/>
-        <w:ind w:left="420"/>
-      </w:pPr>
-      <w:r>
-        <w:rPr>
-          <w:sz w:val="20"/>
-          <w:szCs w:val="20"/>
-        </w:rPr>
-        <w:t xml:space="preserve">D)  16 leaves</w:t>
-      </w:r>
-    </w:p>
-    <w:p>
-      <w:pPr>
-        <w:spacing w:after="20"/>
-      </w:pPr>
-      <w:r>
-        <w:t xml:space="preserve"/>
-      </w:r>
-    </w:p>
     <w:tbl>
       <w:tblPr>
-        <w:tblW w:type="pct" w:w="100%"/>
+        <w:tblW w:type="dxa" w:w="9360"/>
         <w:tblBorders>
           <w:top w:val="single" w:color="C7D2DD" w:sz="6"/>
           <w:left w:val="single" w:color="C7D2DD" w:sz="6"/>
           <w:bottom w:val="single" w:color="C7D2DD" w:sz="6"/>
           <w:right w:val="single" w:color="C7D2DD" w:sz="6"/>
-          <w:insideH w:val="single" w:color="auto" w:sz="4"/>
-          <w:insideV w:val="single" w:color="auto" w:sz="4"/>
+          <w:insideH w:val="single" w:color="C7D2DD" w:sz="6"/>
+          <w:insideV w:val="single" w:color="C7D2DD" w:sz="6"/>
         </w:tblBorders>
       </w:tblPr>
       <w:tblGrid>
-        <w:gridCol w:w="100"/>
+        <w:gridCol w:w="2800"/>
+        <w:gridCol w:w="3560"/>
+        <w:gridCol w:w="3000"/>
       </w:tblGrid>
       <w:tr>
-        <w:tc>
-          <w:tcPr>
+        <w:trPr>
+          <w:cantSplit/>
+          <w:tblHeader/>
+        </w:trPr>
+        <w:tc>
+          <w:tcPr>
+            <w:tcW w:type="dxa" w:w="2800"/>
+            <w:shd w:fill="EEF4F8" w:color="auto" w:val="clear"/>
+            <w:tcMar>
+              <w:top w:type="dxa" w:w="60"/>
+              <w:left w:type="dxa" w:w="100"/>
+              <w:bottom w:type="dxa" w:w="60"/>
+              <w:right w:type="dxa" w:w="100"/>
+            </w:tcMar>
+          </w:tcPr>
+          <w:p>
+            <w:pPr>
+              <w:spacing w:after="0"/>
+            </w:pPr>
+            <w:r>
+              <w:rPr>
+                <w:b/>
+                <w:bCs/>
+                <w:color w:val="12355B"/>
+                <w:sz w:val="16"/>
+                <w:szCs w:val="16"/>
+              </w:rPr>
+              <w:t xml:space="preserve">CORE PROBLEM / GIVEN REPRESENTATION</w:t>
+            </w:r>
+          </w:p>
+        </w:tc>
+        <w:tc>
+          <w:tcPr>
+            <w:tcW w:type="dxa" w:w="3560"/>
+            <w:shd w:fill="EEF4F8" w:color="auto" w:val="clear"/>
+            <w:tcMar>
+              <w:top w:type="dxa" w:w="60"/>
+              <w:left w:type="dxa" w:w="100"/>
+              <w:bottom w:type="dxa" w:w="60"/>
+              <w:right w:type="dxa" w:w="100"/>
+            </w:tcMar>
+          </w:tcPr>
+          <w:p>
+            <w:pPr>
+              <w:spacing w:after="0"/>
+            </w:pPr>
+            <w:r>
+              <w:rPr>
+                <w:b/>
+                <w:bCs/>
+                <w:color w:val="12355B"/>
+                <w:sz w:val="16"/>
+                <w:szCs w:val="16"/>
+              </w:rPr>
+              <w:t xml:space="preserve">WORKING SPACE / CALCULATION STEPS</w:t>
+            </w:r>
+          </w:p>
+        </w:tc>
+        <w:tc>
+          <w:tcPr>
+            <w:tcW w:type="dxa" w:w="3000"/>
             <w:shd w:fill="FBF3E2" w:color="auto" w:val="clear"/>
             <w:tcMar>
               <w:top w:type="dxa" w:w="60"/>
-              <w:left w:type="dxa" w:w="120"/>
+              <w:left w:type="dxa" w:w="100"/>
               <w:bottom w:type="dxa" w:w="60"/>
-              <w:right w:type="dxa" w:w="120"/>
-            </w:tcMar>
-          </w:tcPr>
-          <w:p>
-            <w:pPr>
-              <w:spacing w:after="0" w:line="320"/>
+              <w:right w:type="dxa" w:w="100"/>
+            </w:tcMar>
+          </w:tcPr>
+          <w:p>
+            <w:pPr>
+              <w:spacing w:after="0"/>
+            </w:pPr>
+            <w:r>
+              <w:rPr>
+                <w:b/>
+                <w:bCs/>
+                <w:color w:val="B97A12"/>
+                <w:sz w:val="16"/>
+                <w:szCs w:val="16"/>
+              </w:rPr>
+              <w:t xml:space="preserve">EXPLAIN YOUR REASONING</w:t>
+            </w:r>
+          </w:p>
+        </w:tc>
+      </w:tr>
+      <w:tr>
+        <w:trPr>
+          <w:cantSplit/>
+        </w:trPr>
+        <w:tc>
+          <w:tcPr>
+            <w:tcW w:type="dxa" w:w="2800"/>
+            <w:tcMar>
+              <w:top w:type="dxa" w:w="80"/>
+              <w:left w:type="dxa" w:w="100"/>
+              <w:bottom w:type="dxa" w:w="80"/>
+              <w:right w:type="dxa" w:w="100"/>
+            </w:tcMar>
+            <w:vAlign w:val="top"/>
+          </w:tcPr>
+          <w:p>
+            <w:pPr>
+              <w:spacing w:after="60"/>
+            </w:pPr>
+            <w:r>
+              <w:rPr>
+                <w:b/>
+                <w:bCs/>
+                <w:color w:val="12355B"/>
+                <w:sz w:val="21"/>
+                <w:szCs w:val="21"/>
+              </w:rPr>
+              <w:t xml:space="preserve">1.  </w:t>
+            </w:r>
+            <w:r>
+              <w:rPr>
+                <w:b/>
+                <w:bCs/>
+                <w:sz w:val="20"/>
+                <w:szCs w:val="20"/>
+              </w:rPr>
+              <w:t xml:space="preserve">A plant grows in layers, and each layer is made up of 2 leaves. How many leaves does the plant have after growing 4 layers?</w:t>
+            </w:r>
+          </w:p>
+          <w:p>
+            <w:pPr>
+              <w:spacing w:after="30"/>
+              <w:ind w:left="180"/>
+            </w:pPr>
+            <w:r>
+              <w:rPr>
+                <w:sz w:val="19"/>
+                <w:szCs w:val="19"/>
+              </w:rPr>
+              <w:t xml:space="preserve">A)  4 leaves</w:t>
+            </w:r>
+          </w:p>
+          <w:p>
+            <w:pPr>
+              <w:spacing w:after="30"/>
+              <w:ind w:left="180"/>
+            </w:pPr>
+            <w:r>
+              <w:rPr>
+                <w:sz w:val="19"/>
+                <w:szCs w:val="19"/>
+              </w:rPr>
+              <w:t xml:space="preserve">B)  6 leaves</w:t>
+            </w:r>
+          </w:p>
+          <w:p>
+            <w:pPr>
+              <w:spacing w:after="30"/>
+              <w:ind w:left="180"/>
+            </w:pPr>
+            <w:r>
+              <w:rPr>
+                <w:sz w:val="19"/>
+                <w:szCs w:val="19"/>
+              </w:rPr>
+              <w:t xml:space="preserve">C)  8 leaves</w:t>
+            </w:r>
+          </w:p>
+          <w:p>
+            <w:pPr>
+              <w:spacing w:after="30"/>
+              <w:ind w:left="180"/>
+            </w:pPr>
+            <w:r>
+              <w:rPr>
+                <w:sz w:val="19"/>
+                <w:szCs w:val="19"/>
+              </w:rPr>
+              <w:t xml:space="preserve">D)  16 leaves</w:t>
+            </w:r>
+          </w:p>
+        </w:tc>
+        <w:tc>
+          <w:tcPr>
+            <w:tcW w:type="dxa" w:w="3560"/>
+            <w:tcMar>
+              <w:top w:type="dxa" w:w="80"/>
+              <w:left w:type="dxa" w:w="100"/>
+              <w:bottom w:type="dxa" w:w="80"/>
+              <w:right w:type="dxa" w:w="100"/>
+            </w:tcMar>
+            <w:vAlign w:val="top"/>
+          </w:tcPr>
+          <w:p>
+            <w:pPr>
+              <w:pBdr>
+                <w:bottom w:val="single" w:color="AFBECC" w:sz="6"/>
+              </w:pBdr>
+              <w:spacing w:after="30" w:before="150"/>
             </w:pPr>
             <w:r>
               <w:t xml:space="preserve"/>
@@ -3375,7 +3747,147 @@
           </w:p>
           <w:p>
             <w:pPr>
-              <w:spacing w:after="0" w:line="320"/>
+              <w:pBdr>
+                <w:bottom w:val="single" w:color="AFBECC" w:sz="6"/>
+              </w:pBdr>
+              <w:spacing w:after="30" w:before="150"/>
+            </w:pPr>
+            <w:r>
+              <w:t xml:space="preserve"/>
+            </w:r>
+          </w:p>
+          <w:p>
+            <w:pPr>
+              <w:pBdr>
+                <w:bottom w:val="single" w:color="AFBECC" w:sz="6"/>
+              </w:pBdr>
+              <w:spacing w:after="30" w:before="150"/>
+            </w:pPr>
+            <w:r>
+              <w:t xml:space="preserve"/>
+            </w:r>
+          </w:p>
+          <w:p>
+            <w:pPr>
+              <w:pBdr>
+                <w:bottom w:val="single" w:color="AFBECC" w:sz="6"/>
+              </w:pBdr>
+              <w:spacing w:after="30" w:before="150"/>
+            </w:pPr>
+            <w:r>
+              <w:t xml:space="preserve"/>
+            </w:r>
+          </w:p>
+        </w:tc>
+        <w:tc>
+          <w:tcPr>
+            <w:tcW w:type="dxa" w:w="3000"/>
+            <w:shd w:fill="FBF3E2" w:color="auto" w:val="clear"/>
+            <w:tcMar>
+              <w:top w:type="dxa" w:w="80"/>
+              <w:left w:type="dxa" w:w="100"/>
+              <w:bottom w:type="dxa" w:w="80"/>
+              <w:right w:type="dxa" w:w="100"/>
+            </w:tcMar>
+            <w:vAlign w:val="top"/>
+          </w:tcPr>
+          <w:p>
+            <w:pPr>
+              <w:spacing w:after="40"/>
+            </w:pPr>
+            <w:r>
+              <w:rPr>
+                <w:b/>
+                <w:bCs/>
+                <w:color w:val="12355B"/>
+                <w:sz w:val="19"/>
+                <w:szCs w:val="19"/>
+              </w:rPr>
+              <w:t xml:space="preserve">Because... </w:t>
+            </w:r>
+            <w:r>
+              <w:rPr>
+                <w:color w:val="AFBECC"/>
+                <w:sz w:val="19"/>
+                <w:szCs w:val="19"/>
+              </w:rPr>
+              <w:t xml:space="preserve">________________</w:t>
+            </w:r>
+          </w:p>
+          <w:p>
+            <w:pPr>
+              <w:pBdr>
+                <w:bottom w:val="single" w:color="AFBECC" w:sz="6"/>
+              </w:pBdr>
+              <w:spacing w:after="30" w:before="150"/>
+            </w:pPr>
+            <w:r>
+              <w:t xml:space="preserve"/>
+            </w:r>
+          </w:p>
+          <w:p>
+            <w:pPr>
+              <w:spacing w:after="40" w:before="80"/>
+            </w:pPr>
+            <w:r>
+              <w:rPr>
+                <w:b/>
+                <w:bCs/>
+                <w:color w:val="6B4FA0"/>
+                <w:sz w:val="19"/>
+                <w:szCs w:val="19"/>
+              </w:rPr>
+              <w:t xml:space="preserve">Although... </w:t>
+            </w:r>
+            <w:r>
+              <w:rPr>
+                <w:color w:val="AFBECC"/>
+                <w:sz w:val="19"/>
+                <w:szCs w:val="19"/>
+              </w:rPr>
+              <w:t xml:space="preserve">_______________</w:t>
+            </w:r>
+          </w:p>
+          <w:p>
+            <w:pPr>
+              <w:pBdr>
+                <w:bottom w:val="single" w:color="AFBECC" w:sz="6"/>
+              </w:pBdr>
+              <w:spacing w:after="30" w:before="150"/>
+            </w:pPr>
+            <w:r>
+              <w:t xml:space="preserve"/>
+            </w:r>
+          </w:p>
+          <w:p>
+            <w:pPr>
+              <w:spacing w:after="40" w:before="80"/>
+            </w:pPr>
+            <w:r>
+              <w:rPr>
+                <w:b/>
+                <w:bCs/>
+                <w:color w:val="1FA6A2"/>
+                <w:sz w:val="19"/>
+                <w:szCs w:val="19"/>
+              </w:rPr>
+              <w:t xml:space="preserve">Therefore... </w:t>
+            </w:r>
+            <w:r>
+              <w:rPr>
+                <w:color w:val="AFBECC"/>
+                <w:sz w:val="19"/>
+                <w:szCs w:val="19"/>
+              </w:rPr>
+              <w:t xml:space="preserve">______________</w:t>
+            </w:r>
+          </w:p>
+          <w:p>
+            <w:pPr>
+              <w:pBdr>
+                <w:bottom w:val="single" w:color="AFBECC" w:sz="6"/>
+              </w:pBdr>
+              <w:spacing w:after="30" w:before="150"/>
             </w:pPr>
             <w:r>
               <w:t xml:space="preserve"/>
@@ -3386,58 +3898,173 @@
     </w:tbl>
     <w:p>
       <w:pPr>
-        <w:keepNext/>
-        <w:spacing w:after="60" w:before="160"/>
-      </w:pPr>
-      <w:r>
-        <w:rPr>
-          <w:b/>
-          <w:bCs/>
-          <w:color w:val="12355B"/>
-          <w:sz w:val="22"/>
-          <w:szCs w:val="22"/>
-        </w:rPr>
-        <w:t xml:space="preserve">2.  </w:t>
-      </w:r>
-      <w:r>
-        <w:rPr>
-          <w:b/>
-          <w:bCs/>
-          <w:sz w:val="21"/>
-          <w:szCs w:val="21"/>
-        </w:rPr>
-        <w:t xml:space="preserve">Where have you seen symmetry before? Name one place and describe it.</w:t>
+        <w:spacing w:after="80"/>
+      </w:pPr>
+      <w:r>
+        <w:t xml:space="preserve"/>
       </w:r>
     </w:p>
     <w:tbl>
       <w:tblPr>
-        <w:tblW w:type="pct" w:w="100%"/>
+        <w:tblW w:type="dxa" w:w="9360"/>
         <w:tblBorders>
           <w:top w:val="single" w:color="C7D2DD" w:sz="6"/>
           <w:left w:val="single" w:color="C7D2DD" w:sz="6"/>
           <w:bottom w:val="single" w:color="C7D2DD" w:sz="6"/>
           <w:right w:val="single" w:color="C7D2DD" w:sz="6"/>
-          <w:insideH w:val="single" w:color="auto" w:sz="4"/>
-          <w:insideV w:val="single" w:color="auto" w:sz="4"/>
+          <w:insideH w:val="single" w:color="C7D2DD" w:sz="6"/>
+          <w:insideV w:val="single" w:color="C7D2DD" w:sz="6"/>
         </w:tblBorders>
       </w:tblPr>
       <w:tblGrid>
-        <w:gridCol w:w="100"/>
+        <w:gridCol w:w="2800"/>
+        <w:gridCol w:w="3560"/>
+        <w:gridCol w:w="3000"/>
       </w:tblGrid>
       <w:tr>
-        <w:tc>
-          <w:tcPr>
+        <w:trPr>
+          <w:cantSplit/>
+          <w:tblHeader/>
+        </w:trPr>
+        <w:tc>
+          <w:tcPr>
+            <w:tcW w:type="dxa" w:w="2800"/>
+            <w:shd w:fill="EEF4F8" w:color="auto" w:val="clear"/>
+            <w:tcMar>
+              <w:top w:type="dxa" w:w="60"/>
+              <w:left w:type="dxa" w:w="100"/>
+              <w:bottom w:type="dxa" w:w="60"/>
+              <w:right w:type="dxa" w:w="100"/>
+            </w:tcMar>
+          </w:tcPr>
+          <w:p>
+            <w:pPr>
+              <w:spacing w:after="0"/>
+            </w:pPr>
+            <w:r>
+              <w:rPr>
+                <w:b/>
+                <w:bCs/>
+                <w:color w:val="12355B"/>
+                <w:sz w:val="16"/>
+                <w:szCs w:val="16"/>
+              </w:rPr>
+              <w:t xml:space="preserve">CORE PROBLEM / GIVEN REPRESENTATION</w:t>
+            </w:r>
+          </w:p>
+        </w:tc>
+        <w:tc>
+          <w:tcPr>
+            <w:tcW w:type="dxa" w:w="3560"/>
+            <w:shd w:fill="EEF4F8" w:color="auto" w:val="clear"/>
+            <w:tcMar>
+              <w:top w:type="dxa" w:w="60"/>
+              <w:left w:type="dxa" w:w="100"/>
+              <w:bottom w:type="dxa" w:w="60"/>
+              <w:right w:type="dxa" w:w="100"/>
+            </w:tcMar>
+          </w:tcPr>
+          <w:p>
+            <w:pPr>
+              <w:spacing w:after="0"/>
+            </w:pPr>
+            <w:r>
+              <w:rPr>
+                <w:b/>
+                <w:bCs/>
+                <w:color w:val="12355B"/>
+                <w:sz w:val="16"/>
+                <w:szCs w:val="16"/>
+              </w:rPr>
+              <w:t xml:space="preserve">WORKING SPACE / CALCULATION STEPS</w:t>
+            </w:r>
+          </w:p>
+        </w:tc>
+        <w:tc>
+          <w:tcPr>
+            <w:tcW w:type="dxa" w:w="3000"/>
             <w:shd w:fill="FBF3E2" w:color="auto" w:val="clear"/>
             <w:tcMar>
               <w:top w:type="dxa" w:w="60"/>
-              <w:left w:type="dxa" w:w="120"/>
+              <w:left w:type="dxa" w:w="100"/>
               <w:bottom w:type="dxa" w:w="60"/>
-              <w:right w:type="dxa" w:w="120"/>
-            </w:tcMar>
-          </w:tcPr>
-          <w:p>
-            <w:pPr>
-              <w:spacing w:after="0" w:line="320"/>
+              <w:right w:type="dxa" w:w="100"/>
+            </w:tcMar>
+          </w:tcPr>
+          <w:p>
+            <w:pPr>
+              <w:spacing w:after="0"/>
+            </w:pPr>
+            <w:r>
+              <w:rPr>
+                <w:b/>
+                <w:bCs/>
+                <w:color w:val="B97A12"/>
+                <w:sz w:val="16"/>
+                <w:szCs w:val="16"/>
+              </w:rPr>
+              <w:t xml:space="preserve">EXPLAIN YOUR REASONING</w:t>
+            </w:r>
+          </w:p>
+        </w:tc>
+      </w:tr>
+      <w:tr>
+        <w:trPr>
+          <w:cantSplit/>
+        </w:trPr>
+        <w:tc>
+          <w:tcPr>
+            <w:tcW w:type="dxa" w:w="2800"/>
+            <w:tcMar>
+              <w:top w:type="dxa" w:w="80"/>
+              <w:left w:type="dxa" w:w="100"/>
+              <w:bottom w:type="dxa" w:w="80"/>
+              <w:right w:type="dxa" w:w="100"/>
+            </w:tcMar>
+            <w:vAlign w:val="top"/>
+          </w:tcPr>
+          <w:p>
+            <w:pPr>
+              <w:spacing w:after="60"/>
+            </w:pPr>
+            <w:r>
+              <w:rPr>
+                <w:b/>
+                <w:bCs/>
+                <w:color w:val="12355B"/>
+                <w:sz w:val="21"/>
+                <w:szCs w:val="21"/>
+              </w:rPr>
+              <w:t xml:space="preserve">2.  </w:t>
+            </w:r>
+            <w:r>
+              <w:rPr>
+                <w:b/>
+                <w:bCs/>
+                <w:sz w:val="20"/>
+                <w:szCs w:val="20"/>
+              </w:rPr>
+              <w:t xml:space="preserve">Where have you seen symmetry before? Name one place and describe it.</w:t>
+            </w:r>
+          </w:p>
+        </w:tc>
+        <w:tc>
+          <w:tcPr>
+            <w:tcW w:type="dxa" w:w="3560"/>
+            <w:tcMar>
+              <w:top w:type="dxa" w:w="80"/>
+              <w:left w:type="dxa" w:w="100"/>
+              <w:bottom w:type="dxa" w:w="80"/>
+              <w:right w:type="dxa" w:w="100"/>
+            </w:tcMar>
+            <w:vAlign w:val="top"/>
+          </w:tcPr>
+          <w:p>
+            <w:pPr>
+              <w:pBdr>
+                <w:bottom w:val="single" w:color="AFBECC" w:sz="6"/>
+              </w:pBdr>
+              <w:spacing w:after="30" w:before="150"/>
             </w:pPr>
             <w:r>
               <w:t xml:space="preserve"/>
@@ -3445,7 +4072,10 @@
           </w:p>
           <w:p>
             <w:pPr>
-              <w:spacing w:after="0" w:line="320"/>
+              <w:pBdr>
+                <w:bottom w:val="single" w:color="AFBECC" w:sz="6"/>
+              </w:pBdr>
+              <w:spacing w:after="30" w:before="150"/>
             </w:pPr>
             <w:r>
               <w:t xml:space="preserve"/>
@@ -3453,7 +4083,10 @@
           </w:p>
           <w:p>
             <w:pPr>
-              <w:spacing w:after="0" w:line="320"/>
+              <w:pBdr>
+                <w:bottom w:val="single" w:color="AFBECC" w:sz="6"/>
+              </w:pBdr>
+              <w:spacing w:after="30" w:before="150"/>
             </w:pPr>
             <w:r>
               <w:t xml:space="preserve"/>
@@ -3461,7 +4094,125 @@
           </w:p>
           <w:p>
             <w:pPr>
-              <w:spacing w:after="0" w:line="320"/>
+              <w:pBdr>
+                <w:bottom w:val="single" w:color="AFBECC" w:sz="6"/>
+              </w:pBdr>
+              <w:spacing w:after="30" w:before="150"/>
+            </w:pPr>
+            <w:r>
+              <w:t xml:space="preserve"/>
+            </w:r>
+          </w:p>
+        </w:tc>
+        <w:tc>
+          <w:tcPr>
+            <w:tcW w:type="dxa" w:w="3000"/>
+            <w:shd w:fill="FBF3E2" w:color="auto" w:val="clear"/>
+            <w:tcMar>
+              <w:top w:type="dxa" w:w="80"/>
+              <w:left w:type="dxa" w:w="100"/>
+              <w:bottom w:type="dxa" w:w="80"/>
+              <w:right w:type="dxa" w:w="100"/>
+            </w:tcMar>
+            <w:vAlign w:val="top"/>
+          </w:tcPr>
+          <w:p>
+            <w:pPr>
+              <w:spacing w:after="40"/>
+            </w:pPr>
+            <w:r>
+              <w:rPr>
+                <w:b/>
+                <w:bCs/>
+                <w:color w:val="12355B"/>
+                <w:sz w:val="19"/>
+                <w:szCs w:val="19"/>
+              </w:rPr>
+              <w:t xml:space="preserve">Because... </w:t>
+            </w:r>
+            <w:r>
+              <w:rPr>
+                <w:color w:val="AFBECC"/>
+                <w:sz w:val="19"/>
+                <w:szCs w:val="19"/>
+              </w:rPr>
+              <w:t xml:space="preserve">________________</w:t>
+            </w:r>
+          </w:p>
+          <w:p>
+            <w:pPr>
+              <w:pBdr>
+                <w:bottom w:val="single" w:color="AFBECC" w:sz="6"/>
+              </w:pBdr>
+              <w:spacing w:after="30" w:before="150"/>
+            </w:pPr>
+            <w:r>
+              <w:t xml:space="preserve"/>
+            </w:r>
+          </w:p>
+          <w:p>
+            <w:pPr>
+              <w:spacing w:after="40" w:before="80"/>
+            </w:pPr>
+            <w:r>
+              <w:rPr>
+                <w:b/>
+                <w:bCs/>
+                <w:color w:val="6B4FA0"/>
+                <w:sz w:val="19"/>
+                <w:szCs w:val="19"/>
+              </w:rPr>
+              <w:t xml:space="preserve">Although... </w:t>
+            </w:r>
+            <w:r>
+              <w:rPr>
+                <w:color w:val="AFBECC"/>
+                <w:sz w:val="19"/>
+                <w:szCs w:val="19"/>
+              </w:rPr>
+              <w:t xml:space="preserve">_______________</w:t>
+            </w:r>
+          </w:p>
+          <w:p>
+            <w:pPr>
+              <w:pBdr>
+                <w:bottom w:val="single" w:color="AFBECC" w:sz="6"/>
+              </w:pBdr>
+              <w:spacing w:after="30" w:before="150"/>
+            </w:pPr>
+            <w:r>
+              <w:t xml:space="preserve"/>
+            </w:r>
+          </w:p>
+          <w:p>
+            <w:pPr>
+              <w:spacing w:after="40" w:before="80"/>
+            </w:pPr>
+            <w:r>
+              <w:rPr>
+                <w:b/>
+                <w:bCs/>
+                <w:color w:val="1FA6A2"/>
+                <w:sz w:val="19"/>
+                <w:szCs w:val="19"/>
+              </w:rPr>
+              <w:t xml:space="preserve">Therefore... </w:t>
+            </w:r>
+            <w:r>
+              <w:rPr>
+                <w:color w:val="AFBECC"/>
+                <w:sz w:val="19"/>
+                <w:szCs w:val="19"/>
+              </w:rPr>
+              <w:t xml:space="preserve">______________</w:t>
+            </w:r>
+          </w:p>
+          <w:p>
+            <w:pPr>
+              <w:pBdr>
+                <w:bottom w:val="single" w:color="AFBECC" w:sz="6"/>
+              </w:pBdr>
+              <w:spacing w:after="30" w:before="150"/>
             </w:pPr>
             <w:r>
               <w:t xml:space="preserve"/>
@@ -3472,84 +4223,7 @@
     </w:tbl>
     <w:p>
       <w:pPr>
-        <w:keepNext/>
-        <w:spacing w:after="60" w:before="160"/>
-      </w:pPr>
-      <w:r>
-        <w:rPr>
-          <w:b/>
-          <w:bCs/>
-          <w:color w:val="12355B"/>
-          <w:sz w:val="22"/>
-          <w:szCs w:val="22"/>
-        </w:rPr>
-        <w:t xml:space="preserve">3.  </w:t>
-      </w:r>
-      <w:r>
-        <w:rPr>
-          <w:b/>
-          <w:bCs/>
-          <w:sz w:val="21"/>
-          <w:szCs w:val="21"/>
-        </w:rPr>
-        <w:t xml:space="preserve">How can you SHOW that a layer of two leaves has bilateral symmetry?</w:t>
-      </w:r>
-    </w:p>
-    <w:p>
-      <w:pPr>
-        <w:spacing w:after="40"/>
-        <w:ind w:left="420"/>
-      </w:pPr>
-      <w:r>
-        <w:rPr>
-          <w:sz w:val="20"/>
-          <w:szCs w:val="20"/>
-        </w:rPr>
-        <w:t xml:space="preserve">A)  Count the total number of leaves on the plant</w:t>
-      </w:r>
-    </w:p>
-    <w:p>
-      <w:pPr>
-        <w:spacing w:after="40"/>
-        <w:ind w:left="420"/>
-      </w:pPr>
-      <w:r>
-        <w:rPr>
-          <w:sz w:val="20"/>
-          <w:szCs w:val="20"/>
-        </w:rPr>
-        <w:t xml:space="preserve">B)  Measure how tall the plant is</w:t>
-      </w:r>
-    </w:p>
-    <w:p>
-      <w:pPr>
-        <w:spacing w:after="40"/>
-        <w:ind w:left="420"/>
-      </w:pPr>
-      <w:r>
-        <w:rPr>
-          <w:sz w:val="20"/>
-          <w:szCs w:val="20"/>
-        </w:rPr>
-        <w:t xml:space="preserve">C)  Draw a line down the middle of the layer and check that each side mirrors the other</w:t>
-      </w:r>
-    </w:p>
-    <w:p>
-      <w:pPr>
-        <w:spacing w:after="40"/>
-        <w:ind w:left="420"/>
-      </w:pPr>
-      <w:r>
-        <w:rPr>
-          <w:sz w:val="20"/>
-          <w:szCs w:val="20"/>
-        </w:rPr>
-        <w:t xml:space="preserve">D)  Color the two leaves different colors</w:t>
-      </w:r>
-    </w:p>
-    <w:p>
-      <w:pPr>
-        <w:spacing w:after="20"/>
+        <w:spacing w:after="80"/>
       </w:pPr>
       <w:r>
         <w:t xml:space="preserve"/>
@@ -3557,33 +4231,217 @@
     </w:p>
     <w:tbl>
       <w:tblPr>
-        <w:tblW w:type="pct" w:w="100%"/>
+        <w:tblW w:type="dxa" w:w="9360"/>
         <w:tblBorders>
           <w:top w:val="single" w:color="C7D2DD" w:sz="6"/>
           <w:left w:val="single" w:color="C7D2DD" w:sz="6"/>
           <w:bottom w:val="single" w:color="C7D2DD" w:sz="6"/>
           <w:right w:val="single" w:color="C7D2DD" w:sz="6"/>
-          <w:insideH w:val="single" w:color="auto" w:sz="4"/>
-          <w:insideV w:val="single" w:color="auto" w:sz="4"/>
+          <w:insideH w:val="single" w:color="C7D2DD" w:sz="6"/>
+          <w:insideV w:val="single" w:color="C7D2DD" w:sz="6"/>
         </w:tblBorders>
       </w:tblPr>
       <w:tblGrid>
-        <w:gridCol w:w="100"/>
+        <w:gridCol w:w="2800"/>
+        <w:gridCol w:w="3560"/>
+        <w:gridCol w:w="3000"/>
       </w:tblGrid>
       <w:tr>
-        <w:tc>
-          <w:tcPr>
+        <w:trPr>
+          <w:cantSplit/>
+          <w:tblHeader/>
+        </w:trPr>
+        <w:tc>
+          <w:tcPr>
+            <w:tcW w:type="dxa" w:w="2800"/>
+            <w:shd w:fill="EEF4F8" w:color="auto" w:val="clear"/>
+            <w:tcMar>
+              <w:top w:type="dxa" w:w="60"/>
+              <w:left w:type="dxa" w:w="100"/>
+              <w:bottom w:type="dxa" w:w="60"/>
+              <w:right w:type="dxa" w:w="100"/>
+            </w:tcMar>
+          </w:tcPr>
+          <w:p>
+            <w:pPr>
+              <w:spacing w:after="0"/>
+            </w:pPr>
+            <w:r>
+              <w:rPr>
+                <w:b/>
+                <w:bCs/>
+                <w:color w:val="12355B"/>
+                <w:sz w:val="16"/>
+                <w:szCs w:val="16"/>
+              </w:rPr>
+              <w:t xml:space="preserve">CORE PROBLEM / GIVEN REPRESENTATION</w:t>
+            </w:r>
+          </w:p>
+        </w:tc>
+        <w:tc>
+          <w:tcPr>
+            <w:tcW w:type="dxa" w:w="3560"/>
+            <w:shd w:fill="EEF4F8" w:color="auto" w:val="clear"/>
+            <w:tcMar>
+              <w:top w:type="dxa" w:w="60"/>
+              <w:left w:type="dxa" w:w="100"/>
+              <w:bottom w:type="dxa" w:w="60"/>
+              <w:right w:type="dxa" w:w="100"/>
+            </w:tcMar>
+          </w:tcPr>
+          <w:p>
+            <w:pPr>
+              <w:spacing w:after="0"/>
+            </w:pPr>
+            <w:r>
+              <w:rPr>
+                <w:b/>
+                <w:bCs/>
+                <w:color w:val="12355B"/>
+                <w:sz w:val="16"/>
+                <w:szCs w:val="16"/>
+              </w:rPr>
+              <w:t xml:space="preserve">WORKING SPACE / CALCULATION STEPS</w:t>
+            </w:r>
+          </w:p>
+        </w:tc>
+        <w:tc>
+          <w:tcPr>
+            <w:tcW w:type="dxa" w:w="3000"/>
             <w:shd w:fill="FBF3E2" w:color="auto" w:val="clear"/>
             <w:tcMar>
               <w:top w:type="dxa" w:w="60"/>
-              <w:left w:type="dxa" w:w="120"/>
+              <w:left w:type="dxa" w:w="100"/>
               <w:bottom w:type="dxa" w:w="60"/>
-              <w:right w:type="dxa" w:w="120"/>
-            </w:tcMar>
-          </w:tcPr>
-          <w:p>
-            <w:pPr>
-              <w:spacing w:after="0" w:line="320"/>
+              <w:right w:type="dxa" w:w="100"/>
+            </w:tcMar>
+          </w:tcPr>
+          <w:p>
+            <w:pPr>
+              <w:spacing w:after="0"/>
+            </w:pPr>
+            <w:r>
+              <w:rPr>
+                <w:b/>
+                <w:bCs/>
+                <w:color w:val="B97A12"/>
+                <w:sz w:val="16"/>
+                <w:szCs w:val="16"/>
+              </w:rPr>
+              <w:t xml:space="preserve">EXPLAIN YOUR REASONING</w:t>
+            </w:r>
+          </w:p>
+        </w:tc>
+      </w:tr>
+      <w:tr>
+        <w:trPr>
+          <w:cantSplit/>
+        </w:trPr>
+        <w:tc>
+          <w:tcPr>
+            <w:tcW w:type="dxa" w:w="2800"/>
+            <w:tcMar>
+              <w:top w:type="dxa" w:w="80"/>
+              <w:left w:type="dxa" w:w="100"/>
+              <w:bottom w:type="dxa" w:w="80"/>
+              <w:right w:type="dxa" w:w="100"/>
+            </w:tcMar>
+            <w:vAlign w:val="top"/>
+          </w:tcPr>
+          <w:p>
+            <w:pPr>
+              <w:spacing w:after="60"/>
+            </w:pPr>
+            <w:r>
+              <w:rPr>
+                <w:b/>
+                <w:bCs/>
+                <w:color w:val="12355B"/>
+                <w:sz w:val="21"/>
+                <w:szCs w:val="21"/>
+              </w:rPr>
+              <w:t xml:space="preserve">3.  </w:t>
+            </w:r>
+            <w:r>
+              <w:rPr>
+                <w:b/>
+                <w:bCs/>
+                <w:sz w:val="20"/>
+                <w:szCs w:val="20"/>
+              </w:rPr>
+              <w:t xml:space="preserve">How can you SHOW that a layer of two leaves has bilateral symmetry?</w:t>
+            </w:r>
+          </w:p>
+          <w:p>
+            <w:pPr>
+              <w:spacing w:after="30"/>
+              <w:ind w:left="180"/>
+            </w:pPr>
+            <w:r>
+              <w:rPr>
+                <w:sz w:val="19"/>
+                <w:szCs w:val="19"/>
+              </w:rPr>
+              <w:t xml:space="preserve">A)  Count the total number of leaves on the plant</w:t>
+            </w:r>
+          </w:p>
+          <w:p>
+            <w:pPr>
+              <w:spacing w:after="30"/>
+              <w:ind w:left="180"/>
+            </w:pPr>
+            <w:r>
+              <w:rPr>
+                <w:sz w:val="19"/>
+                <w:szCs w:val="19"/>
+              </w:rPr>
+              <w:t xml:space="preserve">B)  Measure how tall the plant is</w:t>
+            </w:r>
+          </w:p>
+          <w:p>
+            <w:pPr>
+              <w:spacing w:after="30"/>
+              <w:ind w:left="180"/>
+            </w:pPr>
+            <w:r>
+              <w:rPr>
+                <w:sz w:val="19"/>
+                <w:szCs w:val="19"/>
+              </w:rPr>
+              <w:t xml:space="preserve">C)  Draw a line down the middle of the layer and check that each side mirrors the other</w:t>
+            </w:r>
+          </w:p>
+          <w:p>
+            <w:pPr>
+              <w:spacing w:after="30"/>
+              <w:ind w:left="180"/>
+            </w:pPr>
+            <w:r>
+              <w:rPr>
+                <w:sz w:val="19"/>
+                <w:szCs w:val="19"/>
+              </w:rPr>
+              <w:t xml:space="preserve">D)  Color the two leaves different colors</w:t>
+            </w:r>
+          </w:p>
+        </w:tc>
+        <w:tc>
+          <w:tcPr>
+            <w:tcW w:type="dxa" w:w="3560"/>
+            <w:tcMar>
+              <w:top w:type="dxa" w:w="80"/>
+              <w:left w:type="dxa" w:w="100"/>
+              <w:bottom w:type="dxa" w:w="80"/>
+              <w:right w:type="dxa" w:w="100"/>
+            </w:tcMar>
+            <w:vAlign w:val="top"/>
+          </w:tcPr>
+          <w:p>
+            <w:pPr>
+              <w:pBdr>
+                <w:bottom w:val="single" w:color="AFBECC" w:sz="6"/>
+              </w:pBdr>
+              <w:spacing w:after="30" w:before="150"/>
             </w:pPr>
             <w:r>
               <w:t xml:space="preserve"/>
@@ -3591,7 +4449,147 @@
           </w:p>
           <w:p>
             <w:pPr>
-              <w:spacing w:after="0" w:line="320"/>
+              <w:pBdr>
+                <w:bottom w:val="single" w:color="AFBECC" w:sz="6"/>
+              </w:pBdr>
+              <w:spacing w:after="30" w:before="150"/>
+            </w:pPr>
+            <w:r>
+              <w:t xml:space="preserve"/>
+            </w:r>
+          </w:p>
+          <w:p>
+            <w:pPr>
+              <w:pBdr>
+                <w:bottom w:val="single" w:color="AFBECC" w:sz="6"/>
+              </w:pBdr>
+              <w:spacing w:after="30" w:before="150"/>
+            </w:pPr>
+            <w:r>
+              <w:t xml:space="preserve"/>
+            </w:r>
+          </w:p>
+          <w:p>
+            <w:pPr>
+              <w:pBdr>
+                <w:bottom w:val="single" w:color="AFBECC" w:sz="6"/>
+              </w:pBdr>
+              <w:spacing w:after="30" w:before="150"/>
+            </w:pPr>
+            <w:r>
+              <w:t xml:space="preserve"/>
+            </w:r>
+          </w:p>
+        </w:tc>
+        <w:tc>
+          <w:tcPr>
+            <w:tcW w:type="dxa" w:w="3000"/>
+            <w:shd w:fill="FBF3E2" w:color="auto" w:val="clear"/>
+            <w:tcMar>
+              <w:top w:type="dxa" w:w="80"/>
+              <w:left w:type="dxa" w:w="100"/>
+              <w:bottom w:type="dxa" w:w="80"/>
+              <w:right w:type="dxa" w:w="100"/>
+            </w:tcMar>
+            <w:vAlign w:val="top"/>
+          </w:tcPr>
+          <w:p>
+            <w:pPr>
+              <w:spacing w:after="40"/>
+            </w:pPr>
+            <w:r>
+              <w:rPr>
+                <w:b/>
+                <w:bCs/>
+                <w:color w:val="12355B"/>
+                <w:sz w:val="19"/>
+                <w:szCs w:val="19"/>
+              </w:rPr>
+              <w:t xml:space="preserve">Because... </w:t>
+            </w:r>
+            <w:r>
+              <w:rPr>
+                <w:color w:val="AFBECC"/>
+                <w:sz w:val="19"/>
+                <w:szCs w:val="19"/>
+              </w:rPr>
+              <w:t xml:space="preserve">________________</w:t>
+            </w:r>
+          </w:p>
+          <w:p>
+            <w:pPr>
+              <w:pBdr>
+                <w:bottom w:val="single" w:color="AFBECC" w:sz="6"/>
+              </w:pBdr>
+              <w:spacing w:after="30" w:before="150"/>
+            </w:pPr>
+            <w:r>
+              <w:t xml:space="preserve"/>
+            </w:r>
+          </w:p>
+          <w:p>
+            <w:pPr>
+              <w:spacing w:after="40" w:before="80"/>
+            </w:pPr>
+            <w:r>
+              <w:rPr>
+                <w:b/>
+                <w:bCs/>
+                <w:color w:val="6B4FA0"/>
+                <w:sz w:val="19"/>
+                <w:szCs w:val="19"/>
+              </w:rPr>
+              <w:t xml:space="preserve">Although... </w:t>
+            </w:r>
+            <w:r>
+              <w:rPr>
+                <w:color w:val="AFBECC"/>
+                <w:sz w:val="19"/>
+                <w:szCs w:val="19"/>
+              </w:rPr>
+              <w:t xml:space="preserve">_______________</w:t>
+            </w:r>
+          </w:p>
+          <w:p>
+            <w:pPr>
+              <w:pBdr>
+                <w:bottom w:val="single" w:color="AFBECC" w:sz="6"/>
+              </w:pBdr>
+              <w:spacing w:after="30" w:before="150"/>
+            </w:pPr>
+            <w:r>
+              <w:t xml:space="preserve"/>
+            </w:r>
+          </w:p>
+          <w:p>
+            <w:pPr>
+              <w:spacing w:after="40" w:before="80"/>
+            </w:pPr>
+            <w:r>
+              <w:rPr>
+                <w:b/>
+                <w:bCs/>
+                <w:color w:val="1FA6A2"/>
+                <w:sz w:val="19"/>
+                <w:szCs w:val="19"/>
+              </w:rPr>
+              <w:t xml:space="preserve">Therefore... </w:t>
+            </w:r>
+            <w:r>
+              <w:rPr>
+                <w:color w:val="AFBECC"/>
+                <w:sz w:val="19"/>
+                <w:szCs w:val="19"/>
+              </w:rPr>
+              <w:t xml:space="preserve">______________</w:t>
+            </w:r>
+          </w:p>
+          <w:p>
+            <w:pPr>
+              <w:pBdr>
+                <w:bottom w:val="single" w:color="AFBECC" w:sz="6"/>
+              </w:pBdr>
+              <w:spacing w:after="30" w:before="150"/>
             </w:pPr>
             <w:r>
               <w:t xml:space="preserve"/>
@@ -3602,58 +4600,173 @@
     </w:tbl>
     <w:p>
       <w:pPr>
-        <w:keepNext/>
-        <w:spacing w:after="60" w:before="160"/>
-      </w:pPr>
-      <w:r>
-        <w:rPr>
-          <w:b/>
-          <w:bCs/>
-          <w:color w:val="12355B"/>
-          <w:sz w:val="22"/>
-          <w:szCs w:val="22"/>
-        </w:rPr>
-        <w:t xml:space="preserve">4.  </w:t>
-      </w:r>
-      <w:r>
-        <w:rPr>
-          <w:b/>
-          <w:bCs/>
-          <w:sz w:val="21"/>
-          <w:szCs w:val="21"/>
-        </w:rPr>
-        <w:t xml:space="preserve">Name one animal besides a butterfly that has bilateral symmetry.</w:t>
+        <w:spacing w:after="80"/>
+      </w:pPr>
+      <w:r>
+        <w:t xml:space="preserve"/>
       </w:r>
     </w:p>
     <w:tbl>
       <w:tblPr>
-        <w:tblW w:type="pct" w:w="100%"/>
+        <w:tblW w:type="dxa" w:w="9360"/>
         <w:tblBorders>
           <w:top w:val="single" w:color="C7D2DD" w:sz="6"/>
           <w:left w:val="single" w:color="C7D2DD" w:sz="6"/>
           <w:bottom w:val="single" w:color="C7D2DD" w:sz="6"/>
           <w:right w:val="single" w:color="C7D2DD" w:sz="6"/>
-          <w:insideH w:val="single" w:color="auto" w:sz="4"/>
-          <w:insideV w:val="single" w:color="auto" w:sz="4"/>
+          <w:insideH w:val="single" w:color="C7D2DD" w:sz="6"/>
+          <w:insideV w:val="single" w:color="C7D2DD" w:sz="6"/>
         </w:tblBorders>
       </w:tblPr>
       <w:tblGrid>
-        <w:gridCol w:w="100"/>
+        <w:gridCol w:w="2800"/>
+        <w:gridCol w:w="3560"/>
+        <w:gridCol w:w="3000"/>
       </w:tblGrid>
       <w:tr>
-        <w:tc>
-          <w:tcPr>
+        <w:trPr>
+          <w:cantSplit/>
+          <w:tblHeader/>
+        </w:trPr>
+        <w:tc>
+          <w:tcPr>
+            <w:tcW w:type="dxa" w:w="2800"/>
+            <w:shd w:fill="EEF4F8" w:color="auto" w:val="clear"/>
+            <w:tcMar>
+              <w:top w:type="dxa" w:w="60"/>
+              <w:left w:type="dxa" w:w="100"/>
+              <w:bottom w:type="dxa" w:w="60"/>
+              <w:right w:type="dxa" w:w="100"/>
+            </w:tcMar>
+          </w:tcPr>
+          <w:p>
+            <w:pPr>
+              <w:spacing w:after="0"/>
+            </w:pPr>
+            <w:r>
+              <w:rPr>
+                <w:b/>
+                <w:bCs/>
+                <w:color w:val="12355B"/>
+                <w:sz w:val="16"/>
+                <w:szCs w:val="16"/>
+              </w:rPr>
+              <w:t xml:space="preserve">CORE PROBLEM / GIVEN REPRESENTATION</w:t>
+            </w:r>
+          </w:p>
+        </w:tc>
+        <w:tc>
+          <w:tcPr>
+            <w:tcW w:type="dxa" w:w="3560"/>
+            <w:shd w:fill="EEF4F8" w:color="auto" w:val="clear"/>
+            <w:tcMar>
+              <w:top w:type="dxa" w:w="60"/>
+              <w:left w:type="dxa" w:w="100"/>
+              <w:bottom w:type="dxa" w:w="60"/>
+              <w:right w:type="dxa" w:w="100"/>
+            </w:tcMar>
+          </w:tcPr>
+          <w:p>
+            <w:pPr>
+              <w:spacing w:after="0"/>
+            </w:pPr>
+            <w:r>
+              <w:rPr>
+                <w:b/>
+                <w:bCs/>
+                <w:color w:val="12355B"/>
+                <w:sz w:val="16"/>
+                <w:szCs w:val="16"/>
+              </w:rPr>
+              <w:t xml:space="preserve">WORKING SPACE / CALCULATION STEPS</w:t>
+            </w:r>
+          </w:p>
+        </w:tc>
+        <w:tc>
+          <w:tcPr>
+            <w:tcW w:type="dxa" w:w="3000"/>
             <w:shd w:fill="FBF3E2" w:color="auto" w:val="clear"/>
             <w:tcMar>
               <w:top w:type="dxa" w:w="60"/>
-              <w:left w:type="dxa" w:w="120"/>
+              <w:left w:type="dxa" w:w="100"/>
               <w:bottom w:type="dxa" w:w="60"/>
-              <w:right w:type="dxa" w:w="120"/>
-            </w:tcMar>
-          </w:tcPr>
-          <w:p>
-            <w:pPr>
-              <w:spacing w:after="0" w:line="320"/>
+              <w:right w:type="dxa" w:w="100"/>
+            </w:tcMar>
+          </w:tcPr>
+          <w:p>
+            <w:pPr>
+              <w:spacing w:after="0"/>
+            </w:pPr>
+            <w:r>
+              <w:rPr>
+                <w:b/>
+                <w:bCs/>
+                <w:color w:val="B97A12"/>
+                <w:sz w:val="16"/>
+                <w:szCs w:val="16"/>
+              </w:rPr>
+              <w:t xml:space="preserve">EXPLAIN YOUR REASONING</w:t>
+            </w:r>
+          </w:p>
+        </w:tc>
+      </w:tr>
+      <w:tr>
+        <w:trPr>
+          <w:cantSplit/>
+        </w:trPr>
+        <w:tc>
+          <w:tcPr>
+            <w:tcW w:type="dxa" w:w="2800"/>
+            <w:tcMar>
+              <w:top w:type="dxa" w:w="80"/>
+              <w:left w:type="dxa" w:w="100"/>
+              <w:bottom w:type="dxa" w:w="80"/>
+              <w:right w:type="dxa" w:w="100"/>
+            </w:tcMar>
+            <w:vAlign w:val="top"/>
+          </w:tcPr>
+          <w:p>
+            <w:pPr>
+              <w:spacing w:after="60"/>
+            </w:pPr>
+            <w:r>
+              <w:rPr>
+                <w:b/>
+                <w:bCs/>
+                <w:color w:val="12355B"/>
+                <w:sz w:val="21"/>
+                <w:szCs w:val="21"/>
+              </w:rPr>
+              <w:t xml:space="preserve">4.  </w:t>
+            </w:r>
+            <w:r>
+              <w:rPr>
+                <w:b/>
+                <w:bCs/>
+                <w:sz w:val="20"/>
+                <w:szCs w:val="20"/>
+              </w:rPr>
+              <w:t xml:space="preserve">Name one animal besides a butterfly that has bilateral symmetry.</w:t>
+            </w:r>
+          </w:p>
+        </w:tc>
+        <w:tc>
+          <w:tcPr>
+            <w:tcW w:type="dxa" w:w="3560"/>
+            <w:tcMar>
+              <w:top w:type="dxa" w:w="80"/>
+              <w:left w:type="dxa" w:w="100"/>
+              <w:bottom w:type="dxa" w:w="80"/>
+              <w:right w:type="dxa" w:w="100"/>
+            </w:tcMar>
+            <w:vAlign w:val="top"/>
+          </w:tcPr>
+          <w:p>
+            <w:pPr>
+              <w:pBdr>
+                <w:bottom w:val="single" w:color="AFBECC" w:sz="6"/>
+              </w:pBdr>
+              <w:spacing w:after="30" w:before="150"/>
             </w:pPr>
             <w:r>
               <w:t xml:space="preserve"/>
@@ -3661,7 +4774,10 @@
           </w:p>
           <w:p>
             <w:pPr>
-              <w:spacing w:after="0" w:line="320"/>
+              <w:pBdr>
+                <w:bottom w:val="single" w:color="AFBECC" w:sz="6"/>
+              </w:pBdr>
+              <w:spacing w:after="30" w:before="150"/>
             </w:pPr>
             <w:r>
               <w:t xml:space="preserve"/>
@@ -3669,7 +4785,10 @@
           </w:p>
           <w:p>
             <w:pPr>
-              <w:spacing w:after="0" w:line="320"/>
+              <w:pBdr>
+                <w:bottom w:val="single" w:color="AFBECC" w:sz="6"/>
+              </w:pBdr>
+              <w:spacing w:after="30" w:before="150"/>
             </w:pPr>
             <w:r>
               <w:t xml:space="preserve"/>
@@ -3677,7 +4796,125 @@
           </w:p>
           <w:p>
             <w:pPr>
-              <w:spacing w:after="0" w:line="320"/>
+              <w:pBdr>
+                <w:bottom w:val="single" w:color="AFBECC" w:sz="6"/>
+              </w:pBdr>
+              <w:spacing w:after="30" w:before="150"/>
+            </w:pPr>
+            <w:r>
+              <w:t xml:space="preserve"/>
+            </w:r>
+          </w:p>
+        </w:tc>
+        <w:tc>
+          <w:tcPr>
+            <w:tcW w:type="dxa" w:w="3000"/>
+            <w:shd w:fill="FBF3E2" w:color="auto" w:val="clear"/>
+            <w:tcMar>
+              <w:top w:type="dxa" w:w="80"/>
+              <w:left w:type="dxa" w:w="100"/>
+              <w:bottom w:type="dxa" w:w="80"/>
+              <w:right w:type="dxa" w:w="100"/>
+            </w:tcMar>
+            <w:vAlign w:val="top"/>
+          </w:tcPr>
+          <w:p>
+            <w:pPr>
+              <w:spacing w:after="40"/>
+            </w:pPr>
+            <w:r>
+              <w:rPr>
+                <w:b/>
+                <w:bCs/>
+                <w:color w:val="12355B"/>
+                <w:sz w:val="19"/>
+                <w:szCs w:val="19"/>
+              </w:rPr>
+              <w:t xml:space="preserve">Because... </w:t>
+            </w:r>
+            <w:r>
+              <w:rPr>
+                <w:color w:val="AFBECC"/>
+                <w:sz w:val="19"/>
+                <w:szCs w:val="19"/>
+              </w:rPr>
+              <w:t xml:space="preserve">________________</w:t>
+            </w:r>
+          </w:p>
+          <w:p>
+            <w:pPr>
+              <w:pBdr>
+                <w:bottom w:val="single" w:color="AFBECC" w:sz="6"/>
+              </w:pBdr>
+              <w:spacing w:after="30" w:before="150"/>
+            </w:pPr>
+            <w:r>
+              <w:t xml:space="preserve"/>
+            </w:r>
+          </w:p>
+          <w:p>
+            <w:pPr>
+              <w:spacing w:after="40" w:before="80"/>
+            </w:pPr>
+            <w:r>
+              <w:rPr>
+                <w:b/>
+                <w:bCs/>
+                <w:color w:val="6B4FA0"/>
+                <w:sz w:val="19"/>
+                <w:szCs w:val="19"/>
+              </w:rPr>
+              <w:t xml:space="preserve">Although... </w:t>
+            </w:r>
+            <w:r>
+              <w:rPr>
+                <w:color w:val="AFBECC"/>
+                <w:sz w:val="19"/>
+                <w:szCs w:val="19"/>
+              </w:rPr>
+              <w:t xml:space="preserve">_______________</w:t>
+            </w:r>
+          </w:p>
+          <w:p>
+            <w:pPr>
+              <w:pBdr>
+                <w:bottom w:val="single" w:color="AFBECC" w:sz="6"/>
+              </w:pBdr>
+              <w:spacing w:after="30" w:before="150"/>
+            </w:pPr>
+            <w:r>
+              <w:t xml:space="preserve"/>
+            </w:r>
+          </w:p>
+          <w:p>
+            <w:pPr>
+              <w:spacing w:after="40" w:before="80"/>
+            </w:pPr>
+            <w:r>
+              <w:rPr>
+                <w:b/>
+                <w:bCs/>
+                <w:color w:val="1FA6A2"/>
+                <w:sz w:val="19"/>
+                <w:szCs w:val="19"/>
+              </w:rPr>
+              <w:t xml:space="preserve">Therefore... </w:t>
+            </w:r>
+            <w:r>
+              <w:rPr>
+                <w:color w:val="AFBECC"/>
+                <w:sz w:val="19"/>
+                <w:szCs w:val="19"/>
+              </w:rPr>
+              <w:t xml:space="preserve">______________</w:t>
+            </w:r>
+          </w:p>
+          <w:p>
+            <w:pPr>
+              <w:pBdr>
+                <w:bottom w:val="single" w:color="AFBECC" w:sz="6"/>
+              </w:pBdr>
+              <w:spacing w:after="30" w:before="150"/>
             </w:pPr>
             <w:r>
               <w:t xml:space="preserve"/>
@@ -3686,6 +4923,14 @@
         </w:tc>
       </w:tr>
     </w:tbl>
+    <w:p>
+      <w:pPr>
+        <w:spacing w:after="80"/>
+      </w:pPr>
+      <w:r>
+        <w:t xml:space="preserve"/>
+      </w:r>
+    </w:p>
     <w:p>
       <w:pPr>
         <w:pStyle w:val="Heading2"/>
@@ -3712,120 +4957,219 @@
         <w:t xml:space="preserve">   grade-level practice</w:t>
       </w:r>
     </w:p>
-    <w:p>
-      <w:pPr>
-        <w:keepNext/>
-        <w:spacing w:after="60" w:before="160"/>
-      </w:pPr>
-      <w:r>
-        <w:rPr>
-          <w:b/>
-          <w:bCs/>
-          <w:color w:val="12355B"/>
-          <w:sz w:val="22"/>
-          <w:szCs w:val="22"/>
-        </w:rPr>
-        <w:t xml:space="preserve">5.  </w:t>
-      </w:r>
-      <w:r>
-        <w:rPr>
-          <w:b/>
-          <w:bCs/>
-          <w:sz w:val="21"/>
-          <w:szCs w:val="21"/>
-        </w:rPr>
-        <w:t xml:space="preserve">Why do people find symmetry pleasing?</w:t>
-      </w:r>
-    </w:p>
-    <w:p>
-      <w:pPr>
-        <w:spacing w:after="40"/>
-        <w:ind w:left="420"/>
-      </w:pPr>
-      <w:r>
-        <w:rPr>
-          <w:sz w:val="20"/>
-          <w:szCs w:val="20"/>
-        </w:rPr>
-        <w:t xml:space="preserve">A)  Our brains are wired to favor balance, and bilateral symmetry provides balance</w:t>
-      </w:r>
-    </w:p>
-    <w:p>
-      <w:pPr>
-        <w:spacing w:after="40"/>
-        <w:ind w:left="420"/>
-      </w:pPr>
-      <w:r>
-        <w:rPr>
-          <w:sz w:val="20"/>
-          <w:szCs w:val="20"/>
-        </w:rPr>
-        <w:t xml:space="preserve">B)  Symmetric things are always brightly colored</w:t>
-      </w:r>
-    </w:p>
-    <w:p>
-      <w:pPr>
-        <w:spacing w:after="40"/>
-        <w:ind w:left="420"/>
-      </w:pPr>
-      <w:r>
-        <w:rPr>
-          <w:sz w:val="20"/>
-          <w:szCs w:val="20"/>
-        </w:rPr>
-        <w:t xml:space="preserve">C)  Symmetry only appears in rare and expensive objects</w:t>
-      </w:r>
-    </w:p>
-    <w:p>
-      <w:pPr>
-        <w:spacing w:after="40"/>
-        <w:ind w:left="420"/>
-      </w:pPr>
-      <w:r>
-        <w:rPr>
-          <w:sz w:val="20"/>
-          <w:szCs w:val="20"/>
-        </w:rPr>
-        <w:t xml:space="preserve">D)  Symmetric shapes are always larger than non-symmetric ones</w:t>
-      </w:r>
-    </w:p>
-    <w:p>
-      <w:pPr>
-        <w:spacing w:after="20"/>
-      </w:pPr>
-      <w:r>
-        <w:t xml:space="preserve"/>
-      </w:r>
-    </w:p>
     <w:tbl>
       <w:tblPr>
-        <w:tblW w:type="pct" w:w="100%"/>
+        <w:tblW w:type="dxa" w:w="9360"/>
         <w:tblBorders>
           <w:top w:val="single" w:color="C7D2DD" w:sz="6"/>
           <w:left w:val="single" w:color="C7D2DD" w:sz="6"/>
           <w:bottom w:val="single" w:color="C7D2DD" w:sz="6"/>
           <w:right w:val="single" w:color="C7D2DD" w:sz="6"/>
-          <w:insideH w:val="single" w:color="auto" w:sz="4"/>
-          <w:insideV w:val="single" w:color="auto" w:sz="4"/>
+          <w:insideH w:val="single" w:color="C7D2DD" w:sz="6"/>
+          <w:insideV w:val="single" w:color="C7D2DD" w:sz="6"/>
         </w:tblBorders>
       </w:tblPr>
       <w:tblGrid>
-        <w:gridCol w:w="100"/>
+        <w:gridCol w:w="2800"/>
+        <w:gridCol w:w="3560"/>
+        <w:gridCol w:w="3000"/>
       </w:tblGrid>
       <w:tr>
-        <w:tc>
-          <w:tcPr>
+        <w:trPr>
+          <w:cantSplit/>
+          <w:tblHeader/>
+        </w:trPr>
+        <w:tc>
+          <w:tcPr>
+            <w:tcW w:type="dxa" w:w="2800"/>
+            <w:shd w:fill="EEF4F8" w:color="auto" w:val="clear"/>
+            <w:tcMar>
+              <w:top w:type="dxa" w:w="60"/>
+              <w:left w:type="dxa" w:w="100"/>
+              <w:bottom w:type="dxa" w:w="60"/>
+              <w:right w:type="dxa" w:w="100"/>
+            </w:tcMar>
+          </w:tcPr>
+          <w:p>
+            <w:pPr>
+              <w:spacing w:after="0"/>
+            </w:pPr>
+            <w:r>
+              <w:rPr>
+                <w:b/>
+                <w:bCs/>
+                <w:color w:val="12355B"/>
+                <w:sz w:val="16"/>
+                <w:szCs w:val="16"/>
+              </w:rPr>
+              <w:t xml:space="preserve">CORE PROBLEM / GIVEN REPRESENTATION</w:t>
+            </w:r>
+          </w:p>
+        </w:tc>
+        <w:tc>
+          <w:tcPr>
+            <w:tcW w:type="dxa" w:w="3560"/>
+            <w:shd w:fill="EEF4F8" w:color="auto" w:val="clear"/>
+            <w:tcMar>
+              <w:top w:type="dxa" w:w="60"/>
+              <w:left w:type="dxa" w:w="100"/>
+              <w:bottom w:type="dxa" w:w="60"/>
+              <w:right w:type="dxa" w:w="100"/>
+            </w:tcMar>
+          </w:tcPr>
+          <w:p>
+            <w:pPr>
+              <w:spacing w:after="0"/>
+            </w:pPr>
+            <w:r>
+              <w:rPr>
+                <w:b/>
+                <w:bCs/>
+                <w:color w:val="12355B"/>
+                <w:sz w:val="16"/>
+                <w:szCs w:val="16"/>
+              </w:rPr>
+              <w:t xml:space="preserve">WORKING SPACE / CALCULATION STEPS</w:t>
+            </w:r>
+          </w:p>
+        </w:tc>
+        <w:tc>
+          <w:tcPr>
+            <w:tcW w:type="dxa" w:w="3000"/>
             <w:shd w:fill="FBF3E2" w:color="auto" w:val="clear"/>
             <w:tcMar>
               <w:top w:type="dxa" w:w="60"/>
-              <w:left w:type="dxa" w:w="120"/>
+              <w:left w:type="dxa" w:w="100"/>
               <w:bottom w:type="dxa" w:w="60"/>
-              <w:right w:type="dxa" w:w="120"/>
-            </w:tcMar>
-          </w:tcPr>
-          <w:p>
-            <w:pPr>
-              <w:spacing w:after="0" w:line="320"/>
+              <w:right w:type="dxa" w:w="100"/>
+            </w:tcMar>
+          </w:tcPr>
+          <w:p>
+            <w:pPr>
+              <w:spacing w:after="0"/>
+            </w:pPr>
+            <w:r>
+              <w:rPr>
+                <w:b/>
+                <w:bCs/>
+                <w:color w:val="B97A12"/>
+                <w:sz w:val="16"/>
+                <w:szCs w:val="16"/>
+              </w:rPr>
+              <w:t xml:space="preserve">EXPLAIN YOUR REASONING</w:t>
+            </w:r>
+          </w:p>
+        </w:tc>
+      </w:tr>
+      <w:tr>
+        <w:trPr>
+          <w:cantSplit/>
+        </w:trPr>
+        <w:tc>
+          <w:tcPr>
+            <w:tcW w:type="dxa" w:w="2800"/>
+            <w:tcMar>
+              <w:top w:type="dxa" w:w="80"/>
+              <w:left w:type="dxa" w:w="100"/>
+              <w:bottom w:type="dxa" w:w="80"/>
+              <w:right w:type="dxa" w:w="100"/>
+            </w:tcMar>
+            <w:vAlign w:val="top"/>
+          </w:tcPr>
+          <w:p>
+            <w:pPr>
+              <w:spacing w:after="60"/>
+            </w:pPr>
+            <w:r>
+              <w:rPr>
+                <w:b/>
+                <w:bCs/>
+                <w:color w:val="12355B"/>
+                <w:sz w:val="21"/>
+                <w:szCs w:val="21"/>
+              </w:rPr>
+              <w:t xml:space="preserve">5.  </w:t>
+            </w:r>
+            <w:r>
+              <w:rPr>
+                <w:b/>
+                <w:bCs/>
+                <w:sz w:val="20"/>
+                <w:szCs w:val="20"/>
+              </w:rPr>
+              <w:t xml:space="preserve">Why do people find symmetry pleasing?</w:t>
+            </w:r>
+          </w:p>
+          <w:p>
+            <w:pPr>
+              <w:spacing w:after="30"/>
+              <w:ind w:left="180"/>
+            </w:pPr>
+            <w:r>
+              <w:rPr>
+                <w:sz w:val="19"/>
+                <w:szCs w:val="19"/>
+              </w:rPr>
+              <w:t xml:space="preserve">A)  Our brains are wired to favor balance, and bilateral symmetry provides balance</w:t>
+            </w:r>
+          </w:p>
+          <w:p>
+            <w:pPr>
+              <w:spacing w:after="30"/>
+              <w:ind w:left="180"/>
+            </w:pPr>
+            <w:r>
+              <w:rPr>
+                <w:sz w:val="19"/>
+                <w:szCs w:val="19"/>
+              </w:rPr>
+              <w:t xml:space="preserve">B)  Symmetric things are always brightly colored</w:t>
+            </w:r>
+          </w:p>
+          <w:p>
+            <w:pPr>
+              <w:spacing w:after="30"/>
+              <w:ind w:left="180"/>
+            </w:pPr>
+            <w:r>
+              <w:rPr>
+                <w:sz w:val="19"/>
+                <w:szCs w:val="19"/>
+              </w:rPr>
+              <w:t xml:space="preserve">C)  Symmetry only appears in rare and expensive objects</w:t>
+            </w:r>
+          </w:p>
+          <w:p>
+            <w:pPr>
+              <w:spacing w:after="30"/>
+              <w:ind w:left="180"/>
+            </w:pPr>
+            <w:r>
+              <w:rPr>
+                <w:sz w:val="19"/>
+                <w:szCs w:val="19"/>
+              </w:rPr>
+              <w:t xml:space="preserve">D)  Symmetric shapes are always larger than non-symmetric ones</w:t>
+            </w:r>
+          </w:p>
+        </w:tc>
+        <w:tc>
+          <w:tcPr>
+            <w:tcW w:type="dxa" w:w="3560"/>
+            <w:tcMar>
+              <w:top w:type="dxa" w:w="80"/>
+              <w:left w:type="dxa" w:w="100"/>
+              <w:bottom w:type="dxa" w:w="80"/>
+              <w:right w:type="dxa" w:w="100"/>
+            </w:tcMar>
+            <w:vAlign w:val="top"/>
+          </w:tcPr>
+          <w:p>
+            <w:pPr>
+              <w:pBdr>
+                <w:bottom w:val="single" w:color="AFBECC" w:sz="6"/>
+              </w:pBdr>
+              <w:spacing w:after="30" w:before="150"/>
             </w:pPr>
             <w:r>
               <w:t xml:space="preserve"/>
@@ -3833,7 +5177,147 @@
           </w:p>
           <w:p>
             <w:pPr>
-              <w:spacing w:after="0" w:line="320"/>
+              <w:pBdr>
+                <w:bottom w:val="single" w:color="AFBECC" w:sz="6"/>
+              </w:pBdr>
+              <w:spacing w:after="30" w:before="150"/>
+            </w:pPr>
+            <w:r>
+              <w:t xml:space="preserve"/>
+            </w:r>
+          </w:p>
+          <w:p>
+            <w:pPr>
+              <w:pBdr>
+                <w:bottom w:val="single" w:color="AFBECC" w:sz="6"/>
+              </w:pBdr>
+              <w:spacing w:after="30" w:before="150"/>
+            </w:pPr>
+            <w:r>
+              <w:t xml:space="preserve"/>
+            </w:r>
+          </w:p>
+          <w:p>
+            <w:pPr>
+              <w:pBdr>
+                <w:bottom w:val="single" w:color="AFBECC" w:sz="6"/>
+              </w:pBdr>
+              <w:spacing w:after="30" w:before="150"/>
+            </w:pPr>
+            <w:r>
+              <w:t xml:space="preserve"/>
+            </w:r>
+          </w:p>
+        </w:tc>
+        <w:tc>
+          <w:tcPr>
+            <w:tcW w:type="dxa" w:w="3000"/>
+            <w:shd w:fill="FBF3E2" w:color="auto" w:val="clear"/>
+            <w:tcMar>
+              <w:top w:type="dxa" w:w="80"/>
+              <w:left w:type="dxa" w:w="100"/>
+              <w:bottom w:type="dxa" w:w="80"/>
+              <w:right w:type="dxa" w:w="100"/>
+            </w:tcMar>
+            <w:vAlign w:val="top"/>
+          </w:tcPr>
+          <w:p>
+            <w:pPr>
+              <w:spacing w:after="40"/>
+            </w:pPr>
+            <w:r>
+              <w:rPr>
+                <w:b/>
+                <w:bCs/>
+                <w:color w:val="12355B"/>
+                <w:sz w:val="19"/>
+                <w:szCs w:val="19"/>
+              </w:rPr>
+              <w:t xml:space="preserve">Because... </w:t>
+            </w:r>
+            <w:r>
+              <w:rPr>
+                <w:color w:val="AFBECC"/>
+                <w:sz w:val="19"/>
+                <w:szCs w:val="19"/>
+              </w:rPr>
+              <w:t xml:space="preserve">________________</w:t>
+            </w:r>
+          </w:p>
+          <w:p>
+            <w:pPr>
+              <w:pBdr>
+                <w:bottom w:val="single" w:color="AFBECC" w:sz="6"/>
+              </w:pBdr>
+              <w:spacing w:after="30" w:before="150"/>
+            </w:pPr>
+            <w:r>
+              <w:t xml:space="preserve"/>
+            </w:r>
+          </w:p>
+          <w:p>
+            <w:pPr>
+              <w:spacing w:after="40" w:before="80"/>
+            </w:pPr>
+            <w:r>
+              <w:rPr>
+                <w:b/>
+                <w:bCs/>
+                <w:color w:val="6B4FA0"/>
+                <w:sz w:val="19"/>
+                <w:szCs w:val="19"/>
+              </w:rPr>
+              <w:t xml:space="preserve">Although... </w:t>
+            </w:r>
+            <w:r>
+              <w:rPr>
+                <w:color w:val="AFBECC"/>
+                <w:sz w:val="19"/>
+                <w:szCs w:val="19"/>
+              </w:rPr>
+              <w:t xml:space="preserve">_______________</w:t>
+            </w:r>
+          </w:p>
+          <w:p>
+            <w:pPr>
+              <w:pBdr>
+                <w:bottom w:val="single" w:color="AFBECC" w:sz="6"/>
+              </w:pBdr>
+              <w:spacing w:after="30" w:before="150"/>
+            </w:pPr>
+            <w:r>
+              <w:t xml:space="preserve"/>
+            </w:r>
+          </w:p>
+          <w:p>
+            <w:pPr>
+              <w:spacing w:after="40" w:before="80"/>
+            </w:pPr>
+            <w:r>
+              <w:rPr>
+                <w:b/>
+                <w:bCs/>
+                <w:color w:val="1FA6A2"/>
+                <w:sz w:val="19"/>
+                <w:szCs w:val="19"/>
+              </w:rPr>
+              <w:t xml:space="preserve">Therefore... </w:t>
+            </w:r>
+            <w:r>
+              <w:rPr>
+                <w:color w:val="AFBECC"/>
+                <w:sz w:val="19"/>
+                <w:szCs w:val="19"/>
+              </w:rPr>
+              <w:t xml:space="preserve">______________</w:t>
+            </w:r>
+          </w:p>
+          <w:p>
+            <w:pPr>
+              <w:pBdr>
+                <w:bottom w:val="single" w:color="AFBECC" w:sz="6"/>
+              </w:pBdr>
+              <w:spacing w:after="30" w:before="150"/>
             </w:pPr>
             <w:r>
               <w:t xml:space="preserve"/>
@@ -3844,84 +5328,7 @@
     </w:tbl>
     <w:p>
       <w:pPr>
-        <w:keepNext/>
-        <w:spacing w:after="60" w:before="160"/>
-      </w:pPr>
-      <w:r>
-        <w:rPr>
-          <w:b/>
-          <w:bCs/>
-          <w:color w:val="12355B"/>
-          <w:sz w:val="22"/>
-          <w:szCs w:val="22"/>
-        </w:rPr>
-        <w:t xml:space="preserve">6.  </w:t>
-      </w:r>
-      <w:r>
-        <w:rPr>
-          <w:b/>
-          <w:bCs/>
-          <w:sz w:val="21"/>
-          <w:szCs w:val="21"/>
-        </w:rPr>
-        <w:t xml:space="preserve">There are over 17,000 species of butterflies, and ALL butterflies have reflective symmetry. About how many of those species have reflective symmetry?</w:t>
-      </w:r>
-    </w:p>
-    <w:p>
-      <w:pPr>
-        <w:spacing w:after="40"/>
-        <w:ind w:left="420"/>
-      </w:pPr>
-      <w:r>
-        <w:rPr>
-          <w:sz w:val="20"/>
-          <w:szCs w:val="20"/>
-        </w:rPr>
-        <w:t xml:space="preserve">A)  About half of them</w:t>
-      </w:r>
-    </w:p>
-    <w:p>
-      <w:pPr>
-        <w:spacing w:after="40"/>
-        <w:ind w:left="420"/>
-      </w:pPr>
-      <w:r>
-        <w:rPr>
-          <w:sz w:val="20"/>
-          <w:szCs w:val="20"/>
-        </w:rPr>
-        <w:t xml:space="preserve">B)  Only the most colorful ones</w:t>
-      </w:r>
-    </w:p>
-    <w:p>
-      <w:pPr>
-        <w:spacing w:after="40"/>
-        <w:ind w:left="420"/>
-      </w:pPr>
-      <w:r>
-        <w:rPr>
-          <w:sz w:val="20"/>
-          <w:szCs w:val="20"/>
-        </w:rPr>
-        <w:t xml:space="preserve">C)  None — symmetry is only in plants</w:t>
-      </w:r>
-    </w:p>
-    <w:p>
-      <w:pPr>
-        <w:spacing w:after="40"/>
-        <w:ind w:left="420"/>
-      </w:pPr>
-      <w:r>
-        <w:rPr>
-          <w:sz w:val="20"/>
-          <w:szCs w:val="20"/>
-        </w:rPr>
-        <w:t xml:space="preserve">D)  All 17,000+ of them</w:t>
-      </w:r>
-    </w:p>
-    <w:p>
-      <w:pPr>
-        <w:spacing w:after="20"/>
+        <w:spacing w:after="80"/>
       </w:pPr>
       <w:r>
         <w:t xml:space="preserve"/>
@@ -3929,33 +5336,217 @@
     </w:p>
     <w:tbl>
       <w:tblPr>
-        <w:tblW w:type="pct" w:w="100%"/>
+        <w:tblW w:type="dxa" w:w="9360"/>
         <w:tblBorders>
           <w:top w:val="single" w:color="C7D2DD" w:sz="6"/>
           <w:left w:val="single" w:color="C7D2DD" w:sz="6"/>
           <w:bottom w:val="single" w:color="C7D2DD" w:sz="6"/>
           <w:right w:val="single" w:color="C7D2DD" w:sz="6"/>
-          <w:insideH w:val="single" w:color="auto" w:sz="4"/>
-          <w:insideV w:val="single" w:color="auto" w:sz="4"/>
+          <w:insideH w:val="single" w:color="C7D2DD" w:sz="6"/>
+          <w:insideV w:val="single" w:color="C7D2DD" w:sz="6"/>
         </w:tblBorders>
       </w:tblPr>
       <w:tblGrid>
-        <w:gridCol w:w="100"/>
+        <w:gridCol w:w="2800"/>
+        <w:gridCol w:w="3560"/>
+        <w:gridCol w:w="3000"/>
       </w:tblGrid>
       <w:tr>
-        <w:tc>
-          <w:tcPr>
+        <w:trPr>
+          <w:cantSplit/>
+          <w:tblHeader/>
+        </w:trPr>
+        <w:tc>
+          <w:tcPr>
+            <w:tcW w:type="dxa" w:w="2800"/>
+            <w:shd w:fill="EEF4F8" w:color="auto" w:val="clear"/>
+            <w:tcMar>
+              <w:top w:type="dxa" w:w="60"/>
+              <w:left w:type="dxa" w:w="100"/>
+              <w:bottom w:type="dxa" w:w="60"/>
+              <w:right w:type="dxa" w:w="100"/>
+            </w:tcMar>
+          </w:tcPr>
+          <w:p>
+            <w:pPr>
+              <w:spacing w:after="0"/>
+            </w:pPr>
+            <w:r>
+              <w:rPr>
+                <w:b/>
+                <w:bCs/>
+                <w:color w:val="12355B"/>
+                <w:sz w:val="16"/>
+                <w:szCs w:val="16"/>
+              </w:rPr>
+              <w:t xml:space="preserve">CORE PROBLEM / GIVEN REPRESENTATION</w:t>
+            </w:r>
+          </w:p>
+        </w:tc>
+        <w:tc>
+          <w:tcPr>
+            <w:tcW w:type="dxa" w:w="3560"/>
+            <w:shd w:fill="EEF4F8" w:color="auto" w:val="clear"/>
+            <w:tcMar>
+              <w:top w:type="dxa" w:w="60"/>
+              <w:left w:type="dxa" w:w="100"/>
+              <w:bottom w:type="dxa" w:w="60"/>
+              <w:right w:type="dxa" w:w="100"/>
+            </w:tcMar>
+          </w:tcPr>
+          <w:p>
+            <w:pPr>
+              <w:spacing w:after="0"/>
+            </w:pPr>
+            <w:r>
+              <w:rPr>
+                <w:b/>
+                <w:bCs/>
+                <w:color w:val="12355B"/>
+                <w:sz w:val="16"/>
+                <w:szCs w:val="16"/>
+              </w:rPr>
+              <w:t xml:space="preserve">WORKING SPACE / CALCULATION STEPS</w:t>
+            </w:r>
+          </w:p>
+        </w:tc>
+        <w:tc>
+          <w:tcPr>
+            <w:tcW w:type="dxa" w:w="3000"/>
             <w:shd w:fill="FBF3E2" w:color="auto" w:val="clear"/>
             <w:tcMar>
               <w:top w:type="dxa" w:w="60"/>
-              <w:left w:type="dxa" w:w="120"/>
+              <w:left w:type="dxa" w:w="100"/>
               <w:bottom w:type="dxa" w:w="60"/>
-              <w:right w:type="dxa" w:w="120"/>
-            </w:tcMar>
-          </w:tcPr>
-          <w:p>
-            <w:pPr>
-              <w:spacing w:after="0" w:line="320"/>
+              <w:right w:type="dxa" w:w="100"/>
+            </w:tcMar>
+          </w:tcPr>
+          <w:p>
+            <w:pPr>
+              <w:spacing w:after="0"/>
+            </w:pPr>
+            <w:r>
+              <w:rPr>
+                <w:b/>
+                <w:bCs/>
+                <w:color w:val="B97A12"/>
+                <w:sz w:val="16"/>
+                <w:szCs w:val="16"/>
+              </w:rPr>
+              <w:t xml:space="preserve">EXPLAIN YOUR REASONING</w:t>
+            </w:r>
+          </w:p>
+        </w:tc>
+      </w:tr>
+      <w:tr>
+        <w:trPr>
+          <w:cantSplit/>
+        </w:trPr>
+        <w:tc>
+          <w:tcPr>
+            <w:tcW w:type="dxa" w:w="2800"/>
+            <w:tcMar>
+              <w:top w:type="dxa" w:w="80"/>
+              <w:left w:type="dxa" w:w="100"/>
+              <w:bottom w:type="dxa" w:w="80"/>
+              <w:right w:type="dxa" w:w="100"/>
+            </w:tcMar>
+            <w:vAlign w:val="top"/>
+          </w:tcPr>
+          <w:p>
+            <w:pPr>
+              <w:spacing w:after="60"/>
+            </w:pPr>
+            <w:r>
+              <w:rPr>
+                <w:b/>
+                <w:bCs/>
+                <w:color w:val="12355B"/>
+                <w:sz w:val="21"/>
+                <w:szCs w:val="21"/>
+              </w:rPr>
+              <w:t xml:space="preserve">6.  </w:t>
+            </w:r>
+            <w:r>
+              <w:rPr>
+                <w:b/>
+                <w:bCs/>
+                <w:sz w:val="20"/>
+                <w:szCs w:val="20"/>
+              </w:rPr>
+              <w:t xml:space="preserve">There are over 17,000 species of butterflies, and ALL butterflies have reflective symmetry. About how many of those species have reflective symmetry?</w:t>
+            </w:r>
+          </w:p>
+          <w:p>
+            <w:pPr>
+              <w:spacing w:after="30"/>
+              <w:ind w:left="180"/>
+            </w:pPr>
+            <w:r>
+              <w:rPr>
+                <w:sz w:val="19"/>
+                <w:szCs w:val="19"/>
+              </w:rPr>
+              <w:t xml:space="preserve">A)  About half of them</w:t>
+            </w:r>
+          </w:p>
+          <w:p>
+            <w:pPr>
+              <w:spacing w:after="30"/>
+              <w:ind w:left="180"/>
+            </w:pPr>
+            <w:r>
+              <w:rPr>
+                <w:sz w:val="19"/>
+                <w:szCs w:val="19"/>
+              </w:rPr>
+              <w:t xml:space="preserve">B)  Only the most colorful ones</w:t>
+            </w:r>
+          </w:p>
+          <w:p>
+            <w:pPr>
+              <w:spacing w:after="30"/>
+              <w:ind w:left="180"/>
+            </w:pPr>
+            <w:r>
+              <w:rPr>
+                <w:sz w:val="19"/>
+                <w:szCs w:val="19"/>
+              </w:rPr>
+              <w:t xml:space="preserve">C)  None — symmetry is only in plants</w:t>
+            </w:r>
+          </w:p>
+          <w:p>
+            <w:pPr>
+              <w:spacing w:after="30"/>
+              <w:ind w:left="180"/>
+            </w:pPr>
+            <w:r>
+              <w:rPr>
+                <w:sz w:val="19"/>
+                <w:szCs w:val="19"/>
+              </w:rPr>
+              <w:t xml:space="preserve">D)  All 17,000+ of them</w:t>
+            </w:r>
+          </w:p>
+        </w:tc>
+        <w:tc>
+          <w:tcPr>
+            <w:tcW w:type="dxa" w:w="3560"/>
+            <w:tcMar>
+              <w:top w:type="dxa" w:w="80"/>
+              <w:left w:type="dxa" w:w="100"/>
+              <w:bottom w:type="dxa" w:w="80"/>
+              <w:right w:type="dxa" w:w="100"/>
+            </w:tcMar>
+            <w:vAlign w:val="top"/>
+          </w:tcPr>
+          <w:p>
+            <w:pPr>
+              <w:pBdr>
+                <w:bottom w:val="single" w:color="AFBECC" w:sz="6"/>
+              </w:pBdr>
+              <w:spacing w:after="30" w:before="150"/>
             </w:pPr>
             <w:r>
               <w:t xml:space="preserve"/>
@@ -3963,7 +5554,147 @@
           </w:p>
           <w:p>
             <w:pPr>
-              <w:spacing w:after="0" w:line="320"/>
+              <w:pBdr>
+                <w:bottom w:val="single" w:color="AFBECC" w:sz="6"/>
+              </w:pBdr>
+              <w:spacing w:after="30" w:before="150"/>
+            </w:pPr>
+            <w:r>
+              <w:t xml:space="preserve"/>
+            </w:r>
+          </w:p>
+          <w:p>
+            <w:pPr>
+              <w:pBdr>
+                <w:bottom w:val="single" w:color="AFBECC" w:sz="6"/>
+              </w:pBdr>
+              <w:spacing w:after="30" w:before="150"/>
+            </w:pPr>
+            <w:r>
+              <w:t xml:space="preserve"/>
+            </w:r>
+          </w:p>
+          <w:p>
+            <w:pPr>
+              <w:pBdr>
+                <w:bottom w:val="single" w:color="AFBECC" w:sz="6"/>
+              </w:pBdr>
+              <w:spacing w:after="30" w:before="150"/>
+            </w:pPr>
+            <w:r>
+              <w:t xml:space="preserve"/>
+            </w:r>
+          </w:p>
+        </w:tc>
+        <w:tc>
+          <w:tcPr>
+            <w:tcW w:type="dxa" w:w="3000"/>
+            <w:shd w:fill="FBF3E2" w:color="auto" w:val="clear"/>
+            <w:tcMar>
+              <w:top w:type="dxa" w:w="80"/>
+              <w:left w:type="dxa" w:w="100"/>
+              <w:bottom w:type="dxa" w:w="80"/>
+              <w:right w:type="dxa" w:w="100"/>
+            </w:tcMar>
+            <w:vAlign w:val="top"/>
+          </w:tcPr>
+          <w:p>
+            <w:pPr>
+              <w:spacing w:after="40"/>
+            </w:pPr>
+            <w:r>
+              <w:rPr>
+                <w:b/>
+                <w:bCs/>
+                <w:color w:val="12355B"/>
+                <w:sz w:val="19"/>
+                <w:szCs w:val="19"/>
+              </w:rPr>
+              <w:t xml:space="preserve">Because... </w:t>
+            </w:r>
+            <w:r>
+              <w:rPr>
+                <w:color w:val="AFBECC"/>
+                <w:sz w:val="19"/>
+                <w:szCs w:val="19"/>
+              </w:rPr>
+              <w:t xml:space="preserve">________________</w:t>
+            </w:r>
+          </w:p>
+          <w:p>
+            <w:pPr>
+              <w:pBdr>
+                <w:bottom w:val="single" w:color="AFBECC" w:sz="6"/>
+              </w:pBdr>
+              <w:spacing w:after="30" w:before="150"/>
+            </w:pPr>
+            <w:r>
+              <w:t xml:space="preserve"/>
+            </w:r>
+          </w:p>
+          <w:p>
+            <w:pPr>
+              <w:spacing w:after="40" w:before="80"/>
+            </w:pPr>
+            <w:r>
+              <w:rPr>
+                <w:b/>
+                <w:bCs/>
+                <w:color w:val="6B4FA0"/>
+                <w:sz w:val="19"/>
+                <w:szCs w:val="19"/>
+              </w:rPr>
+              <w:t xml:space="preserve">Although... </w:t>
+            </w:r>
+            <w:r>
+              <w:rPr>
+                <w:color w:val="AFBECC"/>
+                <w:sz w:val="19"/>
+                <w:szCs w:val="19"/>
+              </w:rPr>
+              <w:t xml:space="preserve">_______________</w:t>
+            </w:r>
+          </w:p>
+          <w:p>
+            <w:pPr>
+              <w:pBdr>
+                <w:bottom w:val="single" w:color="AFBECC" w:sz="6"/>
+              </w:pBdr>
+              <w:spacing w:after="30" w:before="150"/>
+            </w:pPr>
+            <w:r>
+              <w:t xml:space="preserve"/>
+            </w:r>
+          </w:p>
+          <w:p>
+            <w:pPr>
+              <w:spacing w:after="40" w:before="80"/>
+            </w:pPr>
+            <w:r>
+              <w:rPr>
+                <w:b/>
+                <w:bCs/>
+                <w:color w:val="1FA6A2"/>
+                <w:sz w:val="19"/>
+                <w:szCs w:val="19"/>
+              </w:rPr>
+              <w:t xml:space="preserve">Therefore... </w:t>
+            </w:r>
+            <w:r>
+              <w:rPr>
+                <w:color w:val="AFBECC"/>
+                <w:sz w:val="19"/>
+                <w:szCs w:val="19"/>
+              </w:rPr>
+              <w:t xml:space="preserve">______________</w:t>
+            </w:r>
+          </w:p>
+          <w:p>
+            <w:pPr>
+              <w:pBdr>
+                <w:bottom w:val="single" w:color="AFBECC" w:sz="6"/>
+              </w:pBdr>
+              <w:spacing w:after="30" w:before="150"/>
             </w:pPr>
             <w:r>
               <w:t xml:space="preserve"/>
@@ -3972,6 +5703,14 @@
         </w:tc>
       </w:tr>
     </w:tbl>
+    <w:p>
+      <w:pPr>
+        <w:spacing w:after="80"/>
+      </w:pPr>
+      <w:r>
+        <w:t xml:space="preserve"/>
+      </w:r>
+    </w:p>
     <w:p>
       <w:pPr>
         <w:pStyle w:val="Heading1"/>
@@ -4090,6 +5829,149 @@
         <w:t xml:space="preserve"/>
       </w:r>
     </w:p>
+    <w:p>
+      <w:pPr>
+        <w:spacing w:after="60"/>
+      </w:pPr>
+      <w:r>
+        <w:t xml:space="preserve"/>
+      </w:r>
+    </w:p>
+    <w:tbl>
+      <w:tblPr>
+        <w:tblW w:type="dxa" w:w="9360"/>
+        <w:tblBorders>
+          <w:top w:val="single" w:color="C7D2DD" w:sz="6"/>
+          <w:left w:val="single" w:color="C7D2DD" w:sz="6"/>
+          <w:bottom w:val="single" w:color="C7D2DD" w:sz="6"/>
+          <w:right w:val="single" w:color="C7D2DD" w:sz="6"/>
+          <w:insideH w:val="single" w:color="C7D2DD" w:sz="6"/>
+          <w:insideV w:val="single" w:color="C7D2DD" w:sz="6"/>
+        </w:tblBorders>
+      </w:tblPr>
+      <w:tblGrid>
+        <w:gridCol w:w="3120"/>
+        <w:gridCol w:w="3120"/>
+        <w:gridCol w:w="3120"/>
+      </w:tblGrid>
+      <w:tr>
+        <w:trPr>
+          <w:cantSplit/>
+          <w:tblHeader/>
+        </w:trPr>
+        <w:tc>
+          <w:tcPr>
+            <w:tcW w:type="dxa" w:w="9360"/>
+            <w:gridSpan w:val="3"/>
+            <w:shd w:fill="EEF4F8" w:color="auto" w:val="clear"/>
+            <w:tcMar>
+              <w:top w:type="dxa" w:w="60"/>
+              <w:left w:type="dxa" w:w="100"/>
+              <w:bottom w:type="dxa" w:w="60"/>
+              <w:right w:type="dxa" w:w="100"/>
+            </w:tcMar>
+          </w:tcPr>
+          <w:p>
+            <w:pPr>
+              <w:spacing w:after="0"/>
+            </w:pPr>
+            <w:r>
+              <w:rPr>
+                <w:b/>
+                <w:bCs/>
+                <w:color w:val="12355B"/>
+                <w:sz w:val="18"/>
+                <w:szCs w:val="18"/>
+              </w:rPr>
+              <w:t xml:space="preserve">EXIT CHECK · 3-POINT SELF-ASSESSMENT CHECKLIST</w:t>
+            </w:r>
+          </w:p>
+        </w:tc>
+      </w:tr>
+      <w:tr>
+        <w:trPr>
+          <w:cantSplit/>
+        </w:trPr>
+        <w:tc>
+          <w:tcPr>
+            <w:tcW w:type="dxa" w:w="3120"/>
+            <w:tcMar>
+              <w:top w:type="dxa" w:w="80"/>
+              <w:left w:type="dxa" w:w="100"/>
+              <w:bottom w:type="dxa" w:w="80"/>
+              <w:right w:type="dxa" w:w="100"/>
+            </w:tcMar>
+          </w:tcPr>
+          <w:p>
+            <w:pPr>
+              <w:spacing w:after="0"/>
+            </w:pPr>
+            <w:r>
+              <w:rPr>
+                <w:b/>
+                <w:bCs/>
+                <w:color w:val="1A2733"/>
+                <w:sz w:val="18"/>
+                <w:szCs w:val="18"/>
+              </w:rPr>
+              <w:t xml:space="preserve">☐ 1. Units &amp; Labels Verified</w:t>
+            </w:r>
+          </w:p>
+        </w:tc>
+        <w:tc>
+          <w:tcPr>
+            <w:tcW w:type="dxa" w:w="3120"/>
+            <w:tcMar>
+              <w:top w:type="dxa" w:w="80"/>
+              <w:left w:type="dxa" w:w="100"/>
+              <w:bottom w:type="dxa" w:w="80"/>
+              <w:right w:type="dxa" w:w="100"/>
+            </w:tcMar>
+          </w:tcPr>
+          <w:p>
+            <w:pPr>
+              <w:spacing w:after="0"/>
+            </w:pPr>
+            <w:r>
+              <w:rPr>
+                <w:b/>
+                <w:bCs/>
+                <w:color w:val="1A2733"/>
+                <w:sz w:val="18"/>
+                <w:szCs w:val="18"/>
+              </w:rPr>
+              <w:t xml:space="preserve">☐ 2. Reasoning Stated (Because / Although / Therefore)</w:t>
+            </w:r>
+          </w:p>
+        </w:tc>
+        <w:tc>
+          <w:tcPr>
+            <w:tcW w:type="dxa" w:w="3120"/>
+            <w:tcMar>
+              <w:top w:type="dxa" w:w="80"/>
+              <w:left w:type="dxa" w:w="100"/>
+              <w:bottom w:type="dxa" w:w="80"/>
+              <w:right w:type="dxa" w:w="100"/>
+            </w:tcMar>
+          </w:tcPr>
+          <w:p>
+            <w:pPr>
+              <w:spacing w:after="0"/>
+            </w:pPr>
+            <w:r>
+              <w:rPr>
+                <w:b/>
+                <w:bCs/>
+                <w:color w:val="1A2733"/>
+                <w:sz w:val="18"/>
+                <w:szCs w:val="18"/>
+              </w:rPr>
+              <w:t xml:space="preserve">☐ 3. Calculations Double-Checked</w:t>
+            </w:r>
+          </w:p>
+        </w:tc>
+      </w:tr>
+    </w:tbl>
     <w:sectPr>
       <w:headerReference w:type="default" r:id="rId7"/>
       <w:footerReference w:type="default" r:id="rId8"/>
